--- a/Homework02/20235644-Mai Trần Phương Anh/SRS-Xử lý yêu cầu nhập hàng.docx
+++ b/Homework02/20235644-Mai Trần Phương Anh/SRS-Xử lý yêu cầu nhập hàng.docx
@@ -66,7 +66,7 @@
         <w:pStyle w:val="Heading1"/>
         <w:numPr>
           <w:ilvl w:val="0"/>
-          <w:numId w:val="1"/>
+          <w:numId w:val="2"/>
         </w:numPr>
         <w:ind w:left="432" w:hanging="432"/>
         <w:rPr/>
@@ -100,14 +100,14 @@
         <w:rPr/>
         <w:drawing>
           <wp:inline distB="114300" distT="114300" distL="114300" distR="114300">
-            <wp:extent cx="5759775" cy="5321300"/>
+            <wp:extent cx="5759775" cy="4546600"/>
             <wp:effectExtent b="0" l="0" r="0" t="0"/>
-            <wp:docPr id="2" name="image1.png"/>
+            <wp:docPr id="2" name="image2.png"/>
             <a:graphic>
               <a:graphicData uri="http://schemas.openxmlformats.org/drawingml/2006/picture">
                 <pic:pic>
                   <pic:nvPicPr>
-                    <pic:cNvPr id="0" name="image1.png"/>
+                    <pic:cNvPr id="0" name="image2.png"/>
                     <pic:cNvPicPr preferRelativeResize="0"/>
                   </pic:nvPicPr>
                   <pic:blipFill>
@@ -120,7 +120,7 @@
                   <pic:spPr>
                     <a:xfrm>
                       <a:off x="0" y="0"/>
-                      <a:ext cx="5759775" cy="5321300"/>
+                      <a:ext cx="5759775" cy="4546600"/>
                     </a:xfrm>
                     <a:prstGeom prst="rect"/>
                     <a:ln/>
@@ -142,7 +142,7 @@
         <w:pStyle w:val="Heading1"/>
         <w:numPr>
           <w:ilvl w:val="0"/>
-          <w:numId w:val="1"/>
+          <w:numId w:val="2"/>
         </w:numPr>
         <w:ind w:left="432" w:hanging="432"/>
         <w:rPr/>
@@ -159,7 +159,7 @@
         <w:pStyle w:val="Heading2"/>
         <w:numPr>
           <w:ilvl w:val="1"/>
-          <w:numId w:val="1"/>
+          <w:numId w:val="2"/>
         </w:numPr>
         <w:ind w:left="576" w:hanging="576"/>
         <w:rPr/>
@@ -511,7 +511,7 @@
                 <w:szCs w:val="19"/>
                 <w:rtl w:val="0"/>
               </w:rPr>
-              <w:t xml:space="preserve">Có các yêu cầu nhập hàng (YCNH) đang ở trạng thái "Chờ xử lý".</w:t>
+              <w:t xml:space="preserve">Có các yêu cầu nhập hàng (YCNH) đang ở trạng thái "Đã tiếp nhận".</w:t>
             </w:r>
             <w:r>
               <w:rPr>
@@ -596,7 +596,30 @@
                 <w:szCs w:val="18"/>
                 <w:rtl w:val="0"/>
               </w:rPr>
-              <w:t xml:space="preserve">(Thành công)</w:t>
+              <w:t xml:space="preserve">(T</w:t>
+            </w:r>
+            <w:r>
+              <w:rPr>
+                <w:rFonts w:ascii="Tahoma" w:cs="Tahoma" w:eastAsia="Tahoma" w:hAnsi="Tahoma"/>
+                <w:b w:val="1"/>
+                <w:bCs w:val="1"/>
+                <w:sz w:val="18"/>
+                <w:szCs w:val="18"/>
+                <w:rtl w:val="0"/>
+              </w:rPr>
+              <w:t xml:space="preserve">ạo đơn hàng tự động</w:t>
+            </w:r>
+            <w:r>
+              <w:rPr>
+                <w:rFonts w:ascii="Tahoma" w:cs="Tahoma" w:eastAsia="Tahoma" w:hAnsi="Tahoma"/>
+                <w:b w:val="1"/>
+                <w:bCs w:val="1"/>
+                <w:color w:val="000000"/>
+                <w:sz w:val="18"/>
+                <w:szCs w:val="18"/>
+                <w:rtl w:val="0"/>
+              </w:rPr>
+              <w:t xml:space="preserve">)</w:t>
             </w:r>
           </w:p>
         </w:tc>
@@ -799,7 +822,7 @@
                   <w:pPr>
                     <w:numPr>
                       <w:ilvl w:val="0"/>
-                      <w:numId w:val="2"/>
+                      <w:numId w:val="3"/>
                     </w:numPr>
                     <w:spacing w:before="120" w:lineRule="auto"/>
                     <w:ind w:left="0" w:firstLine="0"/>
@@ -864,7 +887,7 @@
                       <w:szCs w:val="19"/>
                       <w:rtl w:val="0"/>
                     </w:rPr>
-                    <w:t xml:space="preserve">Tại màn hình </w:t>
+                    <w:t xml:space="preserve">Sau khi đăng nhập, bộ phận đặt hàng quốc tế đang ở màn hình </w:t>
                   </w:r>
                   <w:r>
                     <w:rPr>
@@ -874,33 +897,12 @@
                       <w:szCs w:val="19"/>
                       <w:rtl w:val="0"/>
                     </w:rPr>
-                    <w:t xml:space="preserve">Home</w:t>
-                  </w:r>
-                  <w:r>
-                    <w:rPr>
-                      <w:sz w:val="19"/>
-                      <w:szCs w:val="19"/>
-                      <w:rtl w:val="0"/>
-                    </w:rPr>
-                    <w:t xml:space="preserve">, click vào menu </w:t>
-                  </w:r>
-                  <w:r>
-                    <w:rPr>
-                      <w:b w:val="1"/>
-                      <w:bCs w:val="1"/>
-                      <w:sz w:val="19"/>
-                      <w:szCs w:val="19"/>
-                      <w:rtl w:val="0"/>
-                    </w:rPr>
-                    <w:t xml:space="preserve">"Điều phối thu mua"</w:t>
-                  </w:r>
-                  <w:r>
-                    <w:rPr>
-                      <w:sz w:val="19"/>
-                      <w:szCs w:val="19"/>
-                      <w:rtl w:val="0"/>
-                    </w:rPr>
-                    <w:t xml:space="preserve">.</w:t>
+                    <w:t xml:space="preserve">Quản lý yêu cầu nhập hàng </w:t>
+                  </w:r>
+                  <w:r>
+                    <w:rPr>
+                      <w:rtl w:val="0"/>
+                    </w:rPr>
                   </w:r>
                 </w:p>
               </w:tc>
@@ -916,7 +918,7 @@
                   <w:pPr>
                     <w:numPr>
                       <w:ilvl w:val="0"/>
-                      <w:numId w:val="2"/>
+                      <w:numId w:val="3"/>
                     </w:numPr>
                     <w:spacing w:before="120" w:lineRule="auto"/>
                     <w:ind w:left="0" w:firstLine="0"/>
@@ -955,7 +957,7 @@
                       <w:szCs w:val="19"/>
                       <w:rtl w:val="0"/>
                     </w:rPr>
-                    <w:t xml:space="preserve">Hệ thống</w:t>
+                    <w:t xml:space="preserve">Bộ phận đặt hàng quốc tế</w:t>
                   </w:r>
                 </w:p>
               </w:tc>
@@ -981,7 +983,7 @@
                       <w:szCs w:val="19"/>
                       <w:rtl w:val="0"/>
                     </w:rPr>
-                    <w:t xml:space="preserve">Chuyển đến màn hình </w:t>
+                    <w:t xml:space="preserve">Nhấn nút </w:t>
                   </w:r>
                   <w:r>
                     <w:rPr>
@@ -991,114 +993,15 @@
                       <w:szCs w:val="19"/>
                       <w:rtl w:val="0"/>
                     </w:rPr>
-                    <w:t xml:space="preserve">Danh sách Yêu cầu Nhập hàng (Chờ xử lý)</w:t>
-                  </w:r>
-                  <w:r>
-                    <w:rPr>
-                      <w:sz w:val="19"/>
-                      <w:szCs w:val="19"/>
-                      <w:rtl w:val="0"/>
-                    </w:rPr>
-                    <w:t xml:space="preserve">.</w:t>
-                  </w:r>
-                </w:p>
-              </w:tc>
-            </w:tr>
-            <w:tr>
-              <w:trPr>
-                <w:cantSplit w:val="0"/>
-                <w:tblHeader w:val="0"/>
-              </w:trPr>
-              <w:tc>
-                <w:tcPr/>
-                <w:p>
-                  <w:pPr>
-                    <w:numPr>
-                      <w:ilvl w:val="0"/>
-                      <w:numId w:val="2"/>
-                    </w:numPr>
-                    <w:spacing w:before="120" w:lineRule="auto"/>
-                    <w:ind w:left="0" w:firstLine="0"/>
-                    <w:jc w:val="center"/>
-                    <w:rPr>
-                      <w:sz w:val="19"/>
-                      <w:szCs w:val="19"/>
-                    </w:rPr>
-                  </w:pPr>
-                  <w:r>
-                    <w:rPr>
-                      <w:rtl w:val="0"/>
-                    </w:rPr>
-                  </w:r>
-                </w:p>
-              </w:tc>
-              <w:tc>
-                <w:tcPr>
-                  <w:tcBorders>
-                    <w:right w:color="000000" w:space="0" w:sz="0" w:val="nil"/>
-                  </w:tcBorders>
-                </w:tcPr>
-                <w:p>
-                  <w:pPr>
-                    <w:widowControl w:val="0"/>
-                    <w:spacing w:after="40" w:lineRule="auto"/>
-                    <w:ind w:left="105" w:firstLine="0"/>
-                    <w:rPr>
-                      <w:sz w:val="19"/>
-                      <w:szCs w:val="19"/>
-                    </w:rPr>
-                  </w:pPr>
-                  <w:r>
-                    <w:rPr>
-                      <w:sz w:val="19"/>
-                      <w:szCs w:val="19"/>
-                      <w:rtl w:val="0"/>
-                    </w:rPr>
-                    <w:t xml:space="preserve">Bộ phận đặt hàng quốc tế</w:t>
-                  </w:r>
-                </w:p>
-              </w:tc>
-              <w:tc>
-                <w:tcPr>
-                  <w:tcBorders>
-                    <w:left w:color="000000" w:space="0" w:sz="0" w:val="nil"/>
-                  </w:tcBorders>
-                </w:tcPr>
-                <w:p>
-                  <w:pPr>
-                    <w:widowControl w:val="0"/>
-                    <w:spacing w:after="40" w:lineRule="auto"/>
-                    <w:ind w:left="105" w:firstLine="0"/>
-                    <w:rPr>
-                      <w:sz w:val="19"/>
-                      <w:szCs w:val="19"/>
-                    </w:rPr>
-                  </w:pPr>
-                  <w:r>
-                    <w:rPr>
-                      <w:sz w:val="19"/>
-                      <w:szCs w:val="19"/>
-                      <w:rtl w:val="0"/>
-                    </w:rPr>
-                    <w:t xml:space="preserve">Tích chọn (checkbox) một YCNH cần xử lý và nhấn nút </w:t>
-                  </w:r>
-                  <w:r>
-                    <w:rPr>
-                      <w:b w:val="1"/>
-                      <w:bCs w:val="1"/>
-                      <w:sz w:val="19"/>
-                      <w:szCs w:val="19"/>
-                      <w:rtl w:val="0"/>
-                    </w:rPr>
-                    <w:t xml:space="preserve">"Lập Đơn hàng"</w:t>
-                  </w:r>
-                  <w:r>
-                    <w:rPr>
-                      <w:sz w:val="19"/>
-                      <w:szCs w:val="19"/>
-                      <w:rtl w:val="0"/>
-                    </w:rPr>
-                    <w:t xml:space="preserve">. </w:t>
+                    <w:t xml:space="preserve">Xem chi tiết </w:t>
+                  </w:r>
+                  <w:r>
+                    <w:rPr>
+                      <w:sz w:val="19"/>
+                      <w:szCs w:val="19"/>
+                      <w:rtl w:val="0"/>
+                    </w:rPr>
+                    <w:t xml:space="preserve">để bắt đầu lập kế hoạch đặt hàng</w:t>
                   </w:r>
                 </w:p>
               </w:tc>
@@ -1115,7 +1018,7 @@
                   <w:pPr>
                     <w:numPr>
                       <w:ilvl w:val="0"/>
-                      <w:numId w:val="2"/>
+                      <w:numId w:val="3"/>
                     </w:numPr>
                     <w:spacing w:before="120" w:lineRule="auto"/>
                     <w:ind w:left="0" w:firstLine="0"/>
@@ -1127,8 +1030,11 @@
                   </w:pPr>
                   <w:r>
                     <w:rPr>
-                      <w:rtl w:val="0"/>
-                    </w:rPr>
+                      <w:sz w:val="19"/>
+                      <w:szCs w:val="19"/>
+                      <w:rtl w:val="0"/>
+                    </w:rPr>
+                    <w:t xml:space="preserve">x</w:t>
                   </w:r>
                 </w:p>
               </w:tc>
@@ -1168,37 +1074,31 @@
                   <w:pPr>
                     <w:widowControl w:val="0"/>
                     <w:spacing w:after="40" w:lineRule="auto"/>
-                    <w:ind w:left="105" w:firstLine="0"/>
-                    <w:rPr>
-                      <w:sz w:val="19"/>
-                      <w:szCs w:val="19"/>
-                    </w:rPr>
-                  </w:pPr>
-                  <w:r>
-                    <w:rPr>
-                      <w:sz w:val="19"/>
-                      <w:szCs w:val="19"/>
-                      <w:rtl w:val="0"/>
-                    </w:rPr>
-                    <w:t xml:space="preserve">Hiển thị màn hình </w:t>
-                  </w:r>
-                  <w:r>
+                    <w:ind w:left="90" w:firstLine="0"/>
                     <w:rPr>
                       <w:b w:val="1"/>
                       <w:bCs w:val="1"/>
                       <w:sz w:val="19"/>
                       <w:szCs w:val="19"/>
-                      <w:rtl w:val="0"/>
-                    </w:rPr>
-                    <w:t xml:space="preserve">Soạn thảo Đơn hàng Thu mua</w:t>
-                  </w:r>
-                  <w:r>
-                    <w:rPr>
-                      <w:sz w:val="19"/>
-                      <w:szCs w:val="19"/>
-                      <w:rtl w:val="0"/>
-                    </w:rPr>
-                    <w:t xml:space="preserve">.</w:t>
+                    </w:rPr>
+                  </w:pPr>
+                  <w:r>
+                    <w:rPr>
+                      <w:sz w:val="19"/>
+                      <w:szCs w:val="19"/>
+                      <w:rtl w:val="0"/>
+                    </w:rPr>
+                    <w:t xml:space="preserve">Hiển thị màn hình </w:t>
+                  </w:r>
+                  <w:r>
+                    <w:rPr>
+                      <w:b w:val="1"/>
+                      <w:bCs w:val="1"/>
+                      <w:sz w:val="19"/>
+                      <w:szCs w:val="19"/>
+                      <w:rtl w:val="0"/>
+                    </w:rPr>
+                    <w:t xml:space="preserve">Chi tiết yêu cầu nhập         hàng</w:t>
                   </w:r>
                 </w:p>
               </w:tc>
@@ -1214,7 +1114,7 @@
                   <w:pPr>
                     <w:numPr>
                       <w:ilvl w:val="0"/>
-                      <w:numId w:val="2"/>
+                      <w:numId w:val="3"/>
                     </w:numPr>
                     <w:spacing w:before="120" w:lineRule="auto"/>
                     <w:ind w:left="0" w:firstLine="0"/>
@@ -1269,35 +1169,114 @@
                     <w:spacing w:after="40" w:lineRule="auto"/>
                     <w:ind w:left="105" w:firstLine="0"/>
                     <w:rPr>
-                      <w:sz w:val="19"/>
-                      <w:szCs w:val="19"/>
-                    </w:rPr>
-                  </w:pPr>
-                  <w:r>
-                    <w:rPr>
-                      <w:sz w:val="19"/>
-                      <w:szCs w:val="19"/>
-                      <w:rtl w:val="0"/>
-                    </w:rPr>
-                    <w:t xml:space="preserve">Sử dụng </w:t>
-                  </w:r>
-                  <w:r>
-                    <w:rPr>
                       <w:b w:val="1"/>
                       <w:bCs w:val="1"/>
                       <w:sz w:val="19"/>
                       <w:szCs w:val="19"/>
-                      <w:rtl w:val="0"/>
-                    </w:rPr>
-                    <w:t xml:space="preserve">Popup Tra cứu Nhà cung cấp/Tỷ giá</w:t>
-                  </w:r>
-                  <w:r>
-                    <w:rPr>
-                      <w:sz w:val="19"/>
-                      <w:szCs w:val="19"/>
-                      <w:rtl w:val="0"/>
-                    </w:rPr>
-                    <w:t xml:space="preserve"> để điền các thông tin cần thiết vào đơn hàng.</w:t>
+                    </w:rPr>
+                  </w:pPr>
+                  <w:r>
+                    <w:rPr>
+                      <w:sz w:val="19"/>
+                      <w:szCs w:val="19"/>
+                      <w:rtl w:val="0"/>
+                    </w:rPr>
+                    <w:t xml:space="preserve">Nhấn nút </w:t>
+                  </w:r>
+                  <w:r>
+                    <w:rPr>
+                      <w:b w:val="1"/>
+                      <w:bCs w:val="1"/>
+                      <w:sz w:val="19"/>
+                      <w:szCs w:val="19"/>
+                      <w:rtl w:val="0"/>
+                    </w:rPr>
+                    <w:t xml:space="preserve">Gợi ý đặt hàng </w:t>
+                  </w:r>
+                </w:p>
+              </w:tc>
+            </w:tr>
+            <w:tr>
+              <w:trPr>
+                <w:cantSplit w:val="0"/>
+                <w:trHeight w:val="327.7490234375" w:hRule="atLeast"/>
+                <w:tblHeader w:val="0"/>
+              </w:trPr>
+              <w:tc>
+                <w:tcPr/>
+                <w:p>
+                  <w:pPr>
+                    <w:numPr>
+                      <w:ilvl w:val="0"/>
+                      <w:numId w:val="3"/>
+                    </w:numPr>
+                    <w:spacing w:before="120" w:lineRule="auto"/>
+                    <w:jc w:val="center"/>
+                    <w:rPr>
+                      <w:sz w:val="19"/>
+                      <w:szCs w:val="19"/>
+                      <w:u w:val="none"/>
+                    </w:rPr>
+                  </w:pPr>
+                  <w:r>
+                    <w:rPr>
+                      <w:sz w:val="19"/>
+                      <w:szCs w:val="19"/>
+                      <w:rtl w:val="0"/>
+                    </w:rPr>
+                    <w:t xml:space="preserve">H</w:t>
+                  </w:r>
+                </w:p>
+              </w:tc>
+              <w:tc>
+                <w:tcPr>
+                  <w:tcBorders>
+                    <w:right w:color="000000" w:space="0" w:sz="0" w:val="nil"/>
+                  </w:tcBorders>
+                </w:tcPr>
+                <w:p>
+                  <w:pPr>
+                    <w:widowControl w:val="0"/>
+                    <w:spacing w:after="40" w:lineRule="auto"/>
+                    <w:ind w:left="105" w:firstLine="0"/>
+                    <w:rPr>
+                      <w:sz w:val="19"/>
+                      <w:szCs w:val="19"/>
+                    </w:rPr>
+                  </w:pPr>
+                  <w:r>
+                    <w:rPr>
+                      <w:sz w:val="19"/>
+                      <w:szCs w:val="19"/>
+                      <w:rtl w:val="0"/>
+                    </w:rPr>
+                    <w:t xml:space="preserve">Hệ thống</w:t>
+                  </w:r>
+                </w:p>
+              </w:tc>
+              <w:tc>
+                <w:tcPr>
+                  <w:tcBorders>
+                    <w:left w:color="000000" w:space="0" w:sz="0" w:val="nil"/>
+                  </w:tcBorders>
+                </w:tcPr>
+                <w:p>
+                  <w:pPr>
+                    <w:widowControl w:val="0"/>
+                    <w:spacing w:after="40" w:lineRule="auto"/>
+                    <w:ind w:left="105" w:firstLine="0"/>
+                    <w:rPr>
+                      <w:sz w:val="19"/>
+                      <w:szCs w:val="19"/>
+                    </w:rPr>
+                  </w:pPr>
+                  <w:r>
+                    <w:rPr>
+                      <w:sz w:val="19"/>
+                      <w:szCs w:val="19"/>
+                      <w:rtl w:val="0"/>
+                    </w:rPr>
+                    <w:t xml:space="preserve">Hiển thị đơn hàng được tạo tự động dựa trên logic</w:t>
                   </w:r>
                 </w:p>
               </w:tc>
@@ -1313,7 +1292,7 @@
                   <w:pPr>
                     <w:numPr>
                       <w:ilvl w:val="0"/>
-                      <w:numId w:val="2"/>
+                      <w:numId w:val="3"/>
                     </w:numPr>
                     <w:spacing w:before="120" w:lineRule="auto"/>
                     <w:ind w:left="0" w:firstLine="0"/>
@@ -1378,7 +1357,7 @@
                       <w:szCs w:val="19"/>
                       <w:rtl w:val="0"/>
                     </w:rPr>
-                    <w:t xml:space="preserve">Sau khi hoàn tất soạn thảo, nhấn nút </w:t>
+                    <w:t xml:space="preserve">Nhấn nút </w:t>
                   </w:r>
                   <w:r>
                     <w:rPr>
@@ -1388,15 +1367,15 @@
                       <w:szCs w:val="19"/>
                       <w:rtl w:val="0"/>
                     </w:rPr>
-                    <w:t xml:space="preserve">"Lưu đơn hàng"</w:t>
-                  </w:r>
-                  <w:r>
-                    <w:rPr>
-                      <w:sz w:val="19"/>
-                      <w:szCs w:val="19"/>
-                      <w:rtl w:val="0"/>
-                    </w:rPr>
-                    <w:t xml:space="preserve">.</w:t>
+                    <w:t xml:space="preserve">Xác nhận tạo đơn</w:t>
+                  </w:r>
+                  <w:r>
+                    <w:rPr>
+                      <w:sz w:val="19"/>
+                      <w:szCs w:val="19"/>
+                      <w:rtl w:val="0"/>
+                    </w:rPr>
+                    <w:t xml:space="preserve"> để tạo đơn hàng</w:t>
                   </w:r>
                 </w:p>
               </w:tc>
@@ -1410,13 +1389,9 @@
                 <w:tcPr/>
                 <w:p>
                   <w:pPr>
-                    <w:numPr>
-                      <w:ilvl w:val="0"/>
-                      <w:numId w:val="2"/>
-                    </w:numPr>
                     <w:spacing w:before="120" w:lineRule="auto"/>
                     <w:ind w:left="0" w:firstLine="0"/>
-                    <w:jc w:val="center"/>
+                    <w:jc w:val="left"/>
                     <w:rPr>
                       <w:sz w:val="19"/>
                       <w:szCs w:val="19"/>
@@ -1424,8 +1399,11 @@
                   </w:pPr>
                   <w:r>
                     <w:rPr>
-                      <w:rtl w:val="0"/>
-                    </w:rPr>
+                      <w:sz w:val="19"/>
+                      <w:szCs w:val="19"/>
+                      <w:rtl w:val="0"/>
+                    </w:rPr>
+                    <w:t xml:space="preserve">7.</w:t>
                   </w:r>
                 </w:p>
               </w:tc>
@@ -1467,35 +1445,29 @@
                     <w:spacing w:after="40" w:lineRule="auto"/>
                     <w:ind w:left="105" w:firstLine="0"/>
                     <w:rPr>
-                      <w:sz w:val="19"/>
-                      <w:szCs w:val="19"/>
-                    </w:rPr>
-                  </w:pPr>
-                  <w:r>
-                    <w:rPr>
-                      <w:sz w:val="19"/>
-                      <w:szCs w:val="19"/>
-                      <w:rtl w:val="0"/>
-                    </w:rPr>
-                    <w:t xml:space="preserve">Hiển thị </w:t>
-                  </w:r>
-                  <w:r>
-                    <w:rPr>
                       <w:b w:val="1"/>
                       <w:bCs w:val="1"/>
                       <w:sz w:val="19"/>
                       <w:szCs w:val="19"/>
-                      <w:rtl w:val="0"/>
-                    </w:rPr>
-                    <w:t xml:space="preserve">Popup xác nhận</w:t>
-                  </w:r>
-                  <w:r>
-                    <w:rPr>
-                      <w:sz w:val="19"/>
-                      <w:szCs w:val="19"/>
-                      <w:rtl w:val="0"/>
-                    </w:rPr>
-                    <w:t xml:space="preserve"> để người dùng kiểm tra lại thông tin lần cuối.</w:t>
+                    </w:rPr>
+                  </w:pPr>
+                  <w:r>
+                    <w:rPr>
+                      <w:sz w:val="19"/>
+                      <w:szCs w:val="19"/>
+                      <w:rtl w:val="0"/>
+                    </w:rPr>
+                    <w:t xml:space="preserve">Hiển thị popup </w:t>
+                  </w:r>
+                  <w:r>
+                    <w:rPr>
+                      <w:b w:val="1"/>
+                      <w:bCs w:val="1"/>
+                      <w:sz w:val="19"/>
+                      <w:szCs w:val="19"/>
+                      <w:rtl w:val="0"/>
+                    </w:rPr>
+                    <w:t xml:space="preserve">Tạo đơn hàng thành công</w:t>
                   </w:r>
                 </w:p>
               </w:tc>
@@ -1509,12 +1481,7 @@
                 <w:tcPr/>
                 <w:p>
                   <w:pPr>
-                    <w:numPr>
-                      <w:ilvl w:val="0"/>
-                      <w:numId w:val="2"/>
-                    </w:numPr>
                     <w:spacing w:before="120" w:lineRule="auto"/>
-                    <w:ind w:left="0" w:firstLine="0"/>
                     <w:jc w:val="center"/>
                     <w:rPr>
                       <w:sz w:val="19"/>
@@ -1523,8 +1490,11 @@
                   </w:pPr>
                   <w:r>
                     <w:rPr>
-                      <w:rtl w:val="0"/>
-                    </w:rPr>
+                      <w:sz w:val="19"/>
+                      <w:szCs w:val="19"/>
+                      <w:rtl w:val="0"/>
+                    </w:rPr>
+                    <w:t xml:space="preserve">8.</w:t>
                   </w:r>
                 </w:p>
               </w:tc>
@@ -1550,7 +1520,7 @@
                       <w:szCs w:val="19"/>
                       <w:rtl w:val="0"/>
                     </w:rPr>
-                    <w:t xml:space="preserve">Bộ phận đặt hàng quốc tế</w:t>
+                    <w:t xml:space="preserve">Hệ thống</w:t>
                   </w:r>
                 </w:p>
               </w:tc>
@@ -1576,88 +1546,7 @@
                       <w:szCs w:val="19"/>
                       <w:rtl w:val="0"/>
                     </w:rPr>
-                    <w:t xml:space="preserve">Xác nhận đồng ý trên Popup.</w:t>
-                  </w:r>
-                </w:p>
-              </w:tc>
-            </w:tr>
-            <w:tr>
-              <w:trPr>
-                <w:cantSplit w:val="0"/>
-                <w:tblHeader w:val="0"/>
-              </w:trPr>
-              <w:tc>
-                <w:tcPr/>
-                <w:p>
-                  <w:pPr>
-                    <w:numPr>
-                      <w:ilvl w:val="0"/>
-                      <w:numId w:val="2"/>
-                    </w:numPr>
-                    <w:spacing w:before="120" w:lineRule="auto"/>
-                    <w:jc w:val="center"/>
-                    <w:rPr>
-                      <w:sz w:val="19"/>
-                      <w:szCs w:val="19"/>
-                      <w:u w:val="none"/>
-                    </w:rPr>
-                  </w:pPr>
-                  <w:r>
-                    <w:rPr>
-                      <w:rtl w:val="0"/>
-                    </w:rPr>
-                  </w:r>
-                </w:p>
-              </w:tc>
-              <w:tc>
-                <w:tcPr>
-                  <w:tcBorders>
-                    <w:right w:color="000000" w:space="0" w:sz="0" w:val="nil"/>
-                  </w:tcBorders>
-                </w:tcPr>
-                <w:p>
-                  <w:pPr>
-                    <w:widowControl w:val="0"/>
-                    <w:spacing w:after="40" w:lineRule="auto"/>
-                    <w:ind w:left="105" w:firstLine="0"/>
-                    <w:rPr>
-                      <w:sz w:val="19"/>
-                      <w:szCs w:val="19"/>
-                    </w:rPr>
-                  </w:pPr>
-                  <w:r>
-                    <w:rPr>
-                      <w:sz w:val="19"/>
-                      <w:szCs w:val="19"/>
-                      <w:rtl w:val="0"/>
-                    </w:rPr>
-                    <w:t xml:space="preserve">Hệ thống</w:t>
-                  </w:r>
-                </w:p>
-              </w:tc>
-              <w:tc>
-                <w:tcPr>
-                  <w:tcBorders>
-                    <w:left w:color="000000" w:space="0" w:sz="0" w:val="nil"/>
-                  </w:tcBorders>
-                </w:tcPr>
-                <w:p>
-                  <w:pPr>
-                    <w:widowControl w:val="0"/>
-                    <w:spacing w:after="40" w:lineRule="auto"/>
-                    <w:ind w:left="105" w:firstLine="0"/>
-                    <w:rPr>
-                      <w:sz w:val="19"/>
-                      <w:szCs w:val="19"/>
-                    </w:rPr>
-                  </w:pPr>
-                  <w:r>
-                    <w:rPr>
-                      <w:sz w:val="19"/>
-                      <w:szCs w:val="19"/>
-                      <w:rtl w:val="0"/>
-                    </w:rPr>
-                    <w:t xml:space="preserve">Hiển thị </w:t>
+                    <w:t xml:space="preserve">Hiển thị màn hình </w:t>
                   </w:r>
                   <w:r>
                     <w:rPr>
@@ -1667,15 +1556,33 @@
                       <w:szCs w:val="19"/>
                       <w:rtl w:val="0"/>
                     </w:rPr>
-                    <w:t xml:space="preserve">Hộp thoại Xác nhận hoàn tất</w:t>
-                  </w:r>
-                  <w:r>
-                    <w:rPr>
-                      <w:sz w:val="19"/>
-                      <w:szCs w:val="19"/>
-                      <w:rtl w:val="0"/>
-                    </w:rPr>
-                    <w:t xml:space="preserve"> và ghi nhận dữ liệu vào hệ thống.</w:t>
+                    <w:t xml:space="preserve">Chi tiết yêu cầu nhập hàng </w:t>
+                  </w:r>
+                  <w:r>
+                    <w:rPr>
+                      <w:sz w:val="19"/>
+                      <w:szCs w:val="19"/>
+                      <w:rtl w:val="0"/>
+                    </w:rPr>
+                    <w:t xml:space="preserve">để </w:t>
+                  </w:r>
+                  <w:r>
+                    <w:rPr>
+                      <w:b w:val="1"/>
+                      <w:bCs w:val="1"/>
+                      <w:sz w:val="19"/>
+                      <w:szCs w:val="19"/>
+                      <w:rtl w:val="0"/>
+                    </w:rPr>
+                    <w:t xml:space="preserve">Theo dõi tiến trình</w:t>
+                  </w:r>
+                  <w:r>
+                    <w:rPr>
+                      <w:sz w:val="19"/>
+                      <w:szCs w:val="19"/>
+                      <w:rtl w:val="0"/>
+                    </w:rPr>
+                    <w:t xml:space="preserve"> đơn hàng</w:t>
                   </w:r>
                 </w:p>
               </w:tc>
@@ -1734,8 +1641,8 @@
                 <w:b w:val="1"/>
                 <w:bCs w:val="1"/>
                 <w:color w:val="000000"/>
-                <w:sz w:val="19"/>
-                <w:szCs w:val="19"/>
+                <w:sz w:val="18"/>
+                <w:szCs w:val="18"/>
               </w:rPr>
             </w:pPr>
             <w:r>
@@ -1744,11 +1651,50 @@
                 <w:b w:val="1"/>
                 <w:bCs w:val="1"/>
                 <w:color w:val="000000"/>
-                <w:sz w:val="19"/>
-                <w:szCs w:val="19"/>
+                <w:sz w:val="18"/>
+                <w:szCs w:val="18"/>
                 <w:rtl w:val="0"/>
               </w:rPr>
-              <w:t xml:space="preserve">Luồng sự kiện thay thế</w:t>
+              <w:t xml:space="preserve">Luồng sự kiện thay thế h</w:t>
+            </w:r>
+            <w:r>
+              <w:rPr>
+                <w:rFonts w:ascii="Tahoma" w:cs="Tahoma" w:eastAsia="Tahoma" w:hAnsi="Tahoma"/>
+                <w:b w:val="1"/>
+                <w:bCs w:val="1"/>
+                <w:sz w:val="18"/>
+                <w:szCs w:val="18"/>
+                <w:rtl w:val="0"/>
+              </w:rPr>
+              <w:t xml:space="preserve">ợp lệ </w:t>
+            </w:r>
+            <w:r>
+              <w:rPr>
+                <w:rFonts w:ascii="Tahoma" w:cs="Tahoma" w:eastAsia="Tahoma" w:hAnsi="Tahoma"/>
+                <w:b w:val="1"/>
+                <w:bCs w:val="1"/>
+                <w:color w:val="000000"/>
+                <w:sz w:val="18"/>
+                <w:szCs w:val="18"/>
+                <w:rtl w:val="0"/>
+              </w:rPr>
+              <w:t xml:space="preserve">(</w:t>
+            </w:r>
+            <w:r>
+              <w:rPr>
+                <w:rFonts w:ascii="Tahoma" w:cs="Tahoma" w:eastAsia="Tahoma" w:hAnsi="Tahoma"/>
+                <w:b w:val="1"/>
+                <w:bCs w:val="1"/>
+                <w:sz w:val="18"/>
+                <w:szCs w:val="18"/>
+                <w:rtl w:val="0"/>
+              </w:rPr>
+              <w:t xml:space="preserve">Tạo đơn hàng thủ công)</w:t>
+            </w:r>
+            <w:r>
+              <w:rPr>
+                <w:rtl w:val="0"/>
+              </w:rPr>
             </w:r>
           </w:p>
         </w:tc>
@@ -1951,7 +1897,7 @@
                 <w:p>
                   <w:pPr>
                     <w:spacing w:after="40" w:lineRule="auto"/>
-                    <w:ind w:left="113" w:firstLine="0"/>
+                    <w:ind w:left="0" w:firstLine="0"/>
                     <w:jc w:val="left"/>
                     <w:rPr>
                       <w:sz w:val="19"/>
@@ -1964,7 +1910,7 @@
                       <w:szCs w:val="19"/>
                       <w:rtl w:val="0"/>
                     </w:rPr>
-                    <w:t xml:space="preserve">2a.</w:t>
+                    <w:t xml:space="preserve">4a.</w:t>
                   </w:r>
                 </w:p>
               </w:tc>
@@ -1989,7 +1935,7 @@
                       <w:szCs w:val="19"/>
                       <w:rtl w:val="0"/>
                     </w:rPr>
-                    <w:t xml:space="preserve">Hệ thống</w:t>
+                    <w:t xml:space="preserve">Bộ phận đặt hàng quốc tế</w:t>
                   </w:r>
                 </w:p>
               </w:tc>
@@ -2014,7 +1960,22 @@
                       <w:szCs w:val="19"/>
                       <w:rtl w:val="0"/>
                     </w:rPr>
-                    <w:t xml:space="preserve">Thông báo: Trong hệ thống hiện không có yêu cầu nhập hàng nào đang chờ xử lý.</w:t>
+                    <w:t xml:space="preserve">Tự tạo đơn hàng bằng cách nhấn nút </w:t>
+                  </w:r>
+                  <w:r>
+                    <w:rPr>
+                      <w:b w:val="1"/>
+                      <w:bCs w:val="1"/>
+                      <w:sz w:val="19"/>
+                      <w:szCs w:val="19"/>
+                      <w:rtl w:val="0"/>
+                    </w:rPr>
+                    <w:t xml:space="preserve">Tìm kiếm hàng trong các site</w:t>
+                  </w:r>
+                  <w:r>
+                    <w:rPr>
+                      <w:rtl w:val="0"/>
+                    </w:rPr>
                   </w:r>
                 </w:p>
               </w:tc>
@@ -2029,8 +1990,8 @@
                 <w:p>
                   <w:pPr>
                     <w:spacing w:after="40" w:lineRule="auto"/>
-                    <w:ind w:left="113" w:firstLine="0"/>
-                    <w:jc w:val="center"/>
+                    <w:ind w:left="0" w:firstLine="0"/>
+                    <w:jc w:val="left"/>
                     <w:rPr>
                       <w:sz w:val="19"/>
                       <w:szCs w:val="19"/>
@@ -2042,7 +2003,7 @@
                       <w:szCs w:val="19"/>
                       <w:rtl w:val="0"/>
                     </w:rPr>
-                    <w:t xml:space="preserve">3a.</w:t>
+                    <w:t xml:space="preserve">5a. </w:t>
                   </w:r>
                 </w:p>
               </w:tc>
@@ -2067,7 +2028,7 @@
                       <w:szCs w:val="19"/>
                       <w:rtl w:val="0"/>
                     </w:rPr>
-                    <w:t xml:space="preserve">Bộ phận đặt hàng quốc tế</w:t>
+                    <w:t xml:space="preserve">Hệ thống </w:t>
                   </w:r>
                 </w:p>
               </w:tc>
@@ -2080,7 +2041,8 @@
                 <w:p>
                   <w:pPr>
                     <w:widowControl w:val="0"/>
-                    <w:ind w:left="113" w:firstLine="0"/>
+                    <w:spacing w:after="40" w:lineRule="auto"/>
+                    <w:ind w:left="105" w:firstLine="0"/>
                     <w:rPr>
                       <w:sz w:val="19"/>
                       <w:szCs w:val="19"/>
@@ -2092,7 +2054,7 @@
                       <w:szCs w:val="19"/>
                       <w:rtl w:val="0"/>
                     </w:rPr>
-                    <w:t xml:space="preserve">Click vào mã một YCNH cụ thể để xem chi tiết thông tin bộ phận đặt hàng cần gì.</w:t>
+                    <w:t xml:space="preserve">Hiển thị danh sách các site có thể đáp ứng được yêu cầu nhập hàng hiện tại</w:t>
                   </w:r>
                 </w:p>
               </w:tc>
@@ -2107,8 +2069,8 @@
                 <w:p>
                   <w:pPr>
                     <w:spacing w:after="40" w:lineRule="auto"/>
-                    <w:ind w:left="113" w:firstLine="0"/>
-                    <w:jc w:val="center"/>
+                    <w:ind w:left="0" w:firstLine="0"/>
+                    <w:jc w:val="left"/>
                     <w:rPr>
                       <w:sz w:val="19"/>
                       <w:szCs w:val="19"/>
@@ -2120,7 +2082,7 @@
                       <w:szCs w:val="19"/>
                       <w:rtl w:val="0"/>
                     </w:rPr>
-                    <w:t xml:space="preserve">3b.</w:t>
+                    <w:t xml:space="preserve">5a.1</w:t>
                   </w:r>
                 </w:p>
               </w:tc>
@@ -2145,7 +2107,7 @@
                       <w:szCs w:val="19"/>
                       <w:rtl w:val="0"/>
                     </w:rPr>
-                    <w:t xml:space="preserve">Hệ thống</w:t>
+                    <w:t xml:space="preserve">Bộ phận đặt hàng quốc tế</w:t>
                   </w:r>
                 </w:p>
               </w:tc>
@@ -2158,7 +2120,8 @@
                 <w:p>
                   <w:pPr>
                     <w:widowControl w:val="0"/>
-                    <w:ind w:left="113" w:firstLine="0"/>
+                    <w:spacing w:after="40" w:lineRule="auto"/>
+                    <w:ind w:left="105" w:firstLine="0"/>
                     <w:rPr>
                       <w:sz w:val="19"/>
                       <w:szCs w:val="19"/>
@@ -2170,7 +2133,7 @@
                       <w:szCs w:val="19"/>
                       <w:rtl w:val="0"/>
                     </w:rPr>
-                    <w:t xml:space="preserve">Hiển thị màn hình </w:t>
+                    <w:t xml:space="preserve">Nhập vào số lượng lấy từ các site, sau đó nhấn nút </w:t>
                   </w:r>
                   <w:r>
                     <w:rPr>
@@ -2180,345 +2143,12 @@
                       <w:szCs w:val="19"/>
                       <w:rtl w:val="0"/>
                     </w:rPr>
-                    <w:t xml:space="preserve">Chi tiết Yêu cầu Nhập hàng</w:t>
-                  </w:r>
-                  <w:r>
-                    <w:rPr>
-                      <w:sz w:val="19"/>
-                      <w:szCs w:val="19"/>
-                      <w:rtl w:val="0"/>
-                    </w:rPr>
-                    <w:t xml:space="preserve">.</w:t>
-                  </w:r>
-                </w:p>
-              </w:tc>
-            </w:tr>
-            <w:tr>
-              <w:trPr>
-                <w:cantSplit w:val="0"/>
-                <w:tblHeader w:val="0"/>
-              </w:trPr>
-              <w:tc>
-                <w:tcPr/>
-                <w:p>
-                  <w:pPr>
-                    <w:spacing w:after="40" w:lineRule="auto"/>
-                    <w:ind w:left="113" w:firstLine="0"/>
-                    <w:jc w:val="center"/>
-                    <w:rPr>
-                      <w:sz w:val="19"/>
-                      <w:szCs w:val="19"/>
-                    </w:rPr>
-                  </w:pPr>
-                  <w:r>
-                    <w:rPr>
-                      <w:sz w:val="19"/>
-                      <w:szCs w:val="19"/>
-                      <w:rtl w:val="0"/>
-                    </w:rPr>
-                    <w:t xml:space="preserve">3c.</w:t>
-                  </w:r>
-                </w:p>
-              </w:tc>
-              <w:tc>
-                <w:tcPr>
-                  <w:tcBorders>
-                    <w:right w:color="000000" w:space="0" w:sz="0" w:val="nil"/>
-                  </w:tcBorders>
-                </w:tcPr>
-                <w:p>
-                  <w:pPr>
-                    <w:widowControl w:val="0"/>
-                    <w:ind w:left="113" w:firstLine="0"/>
-                    <w:rPr>
-                      <w:sz w:val="19"/>
-                      <w:szCs w:val="19"/>
-                    </w:rPr>
-                  </w:pPr>
-                  <w:r>
-                    <w:rPr>
-                      <w:sz w:val="19"/>
-                      <w:szCs w:val="19"/>
-                      <w:rtl w:val="0"/>
-                    </w:rPr>
-                    <w:t xml:space="preserve">Hệ thống</w:t>
-                  </w:r>
-                </w:p>
-              </w:tc>
-              <w:tc>
-                <w:tcPr>
-                  <w:tcBorders>
-                    <w:left w:color="000000" w:space="0" w:sz="0" w:val="nil"/>
-                  </w:tcBorders>
-                </w:tcPr>
-                <w:p>
-                  <w:pPr>
-                    <w:widowControl w:val="0"/>
-                    <w:ind w:left="113" w:firstLine="0"/>
-                    <w:rPr>
-                      <w:sz w:val="19"/>
-                      <w:szCs w:val="19"/>
-                    </w:rPr>
-                  </w:pPr>
-                  <w:r>
-                    <w:rPr>
-                      <w:sz w:val="19"/>
-                      <w:szCs w:val="19"/>
-                      <w:rtl w:val="0"/>
-                    </w:rPr>
-                    <w:t xml:space="preserve">Sau khi kiểm tra, nhấn "Quay lại" để về màn hình danh sách và tiếp tục luồng chính.</w:t>
-                  </w:r>
-                </w:p>
-              </w:tc>
-            </w:tr>
-            <w:tr>
-              <w:trPr>
-                <w:cantSplit w:val="0"/>
-                <w:tblHeader w:val="0"/>
-              </w:trPr>
-              <w:tc>
-                <w:tcPr/>
-                <w:p>
-                  <w:pPr>
-                    <w:spacing w:after="40" w:lineRule="auto"/>
-                    <w:ind w:left="113" w:firstLine="0"/>
-                    <w:jc w:val="center"/>
-                    <w:rPr>
-                      <w:sz w:val="19"/>
-                      <w:szCs w:val="19"/>
-                    </w:rPr>
-                  </w:pPr>
-                  <w:r>
-                    <w:rPr>
-                      <w:sz w:val="19"/>
-                      <w:szCs w:val="19"/>
-                      <w:rtl w:val="0"/>
-                    </w:rPr>
-                    <w:t xml:space="preserve">3d.</w:t>
-                  </w:r>
-                </w:p>
-              </w:tc>
-              <w:tc>
-                <w:tcPr>
-                  <w:tcBorders>
-                    <w:right w:color="000000" w:space="0" w:sz="0" w:val="nil"/>
-                  </w:tcBorders>
-                </w:tcPr>
-                <w:p>
-                  <w:pPr>
-                    <w:widowControl w:val="0"/>
-                    <w:ind w:left="113" w:firstLine="0"/>
-                    <w:rPr>
-                      <w:sz w:val="19"/>
-                      <w:szCs w:val="19"/>
-                    </w:rPr>
-                  </w:pPr>
-                  <w:r>
-                    <w:rPr>
-                      <w:sz w:val="19"/>
-                      <w:szCs w:val="19"/>
-                      <w:rtl w:val="0"/>
-                    </w:rPr>
-                    <w:t xml:space="preserve">Hệ thống</w:t>
-                  </w:r>
-                </w:p>
-              </w:tc>
-              <w:tc>
-                <w:tcPr>
-                  <w:tcBorders>
-                    <w:left w:color="000000" w:space="0" w:sz="0" w:val="nil"/>
-                  </w:tcBorders>
-                </w:tcPr>
-                <w:p>
-                  <w:pPr>
-                    <w:widowControl w:val="0"/>
-                    <w:ind w:left="113" w:firstLine="0"/>
-                    <w:rPr>
-                      <w:sz w:val="19"/>
-                      <w:szCs w:val="19"/>
-                    </w:rPr>
-                  </w:pPr>
-                  <w:r>
-                    <w:rPr>
-                      <w:sz w:val="19"/>
-                      <w:szCs w:val="19"/>
-                      <w:rtl w:val="0"/>
-                    </w:rPr>
-                    <w:t xml:space="preserve">Thông báo lỗi: "Chỉ được chọn duy nhất một yêu cầu nhập hàng" (nếu người dùng tích chọn nhiều hơn 1 checkbox).</w:t>
-                  </w:r>
-                </w:p>
-              </w:tc>
-            </w:tr>
-            <w:tr>
-              <w:trPr>
-                <w:cantSplit w:val="0"/>
-                <w:tblHeader w:val="0"/>
-              </w:trPr>
-              <w:tc>
-                <w:tcPr/>
-                <w:p>
-                  <w:pPr>
-                    <w:spacing w:after="40" w:lineRule="auto"/>
-                    <w:ind w:left="113" w:firstLine="0"/>
-                    <w:jc w:val="center"/>
-                    <w:rPr>
-                      <w:sz w:val="19"/>
-                      <w:szCs w:val="19"/>
-                    </w:rPr>
-                  </w:pPr>
-                  <w:r>
-                    <w:rPr>
-                      <w:sz w:val="19"/>
-                      <w:szCs w:val="19"/>
-                      <w:rtl w:val="0"/>
-                    </w:rPr>
-                    <w:t xml:space="preserve">7a.</w:t>
-                  </w:r>
-                </w:p>
-              </w:tc>
-              <w:tc>
-                <w:tcPr>
-                  <w:tcBorders>
-                    <w:right w:color="000000" w:space="0" w:sz="0" w:val="nil"/>
-                  </w:tcBorders>
-                </w:tcPr>
-                <w:p>
-                  <w:pPr>
-                    <w:widowControl w:val="0"/>
-                    <w:ind w:left="113" w:firstLine="0"/>
-                    <w:rPr>
-                      <w:sz w:val="19"/>
-                      <w:szCs w:val="19"/>
-                    </w:rPr>
-                  </w:pPr>
-                  <w:r>
-                    <w:rPr>
-                      <w:sz w:val="19"/>
-                      <w:szCs w:val="19"/>
-                      <w:rtl w:val="0"/>
-                    </w:rPr>
-                    <w:t xml:space="preserve">Bộ phận đặt hàng quốc tế</w:t>
-                  </w:r>
-                </w:p>
-              </w:tc>
-              <w:tc>
-                <w:tcPr>
-                  <w:tcBorders>
-                    <w:left w:color="000000" w:space="0" w:sz="0" w:val="nil"/>
-                  </w:tcBorders>
-                </w:tcPr>
-                <w:p>
-                  <w:pPr>
-                    <w:widowControl w:val="0"/>
-                    <w:ind w:left="113" w:firstLine="0"/>
-                    <w:rPr>
-                      <w:sz w:val="19"/>
-                      <w:szCs w:val="19"/>
-                    </w:rPr>
-                  </w:pPr>
-                  <w:r>
-                    <w:rPr>
-                      <w:sz w:val="19"/>
-                      <w:szCs w:val="19"/>
-                      <w:rtl w:val="0"/>
-                    </w:rPr>
-                    <w:t xml:space="preserve">Nhấn "Hủy" hoặc đóng Popup xác nhận nếu phát hiện sai sót trong bản soạn thảo.</w:t>
-                  </w:r>
-                </w:p>
-              </w:tc>
-            </w:tr>
-            <w:tr>
-              <w:trPr>
-                <w:cantSplit w:val="0"/>
-                <w:tblHeader w:val="0"/>
-              </w:trPr>
-              <w:tc>
-                <w:tcPr/>
-                <w:p>
-                  <w:pPr>
-                    <w:spacing w:after="40" w:lineRule="auto"/>
-                    <w:ind w:left="113" w:firstLine="0"/>
-                    <w:jc w:val="center"/>
-                    <w:rPr>
-                      <w:sz w:val="19"/>
-                      <w:szCs w:val="19"/>
-                    </w:rPr>
-                  </w:pPr>
-                  <w:r>
-                    <w:rPr>
-                      <w:sz w:val="19"/>
-                      <w:szCs w:val="19"/>
-                      <w:rtl w:val="0"/>
-                    </w:rPr>
-                    <w:t xml:space="preserve">7b. </w:t>
-                  </w:r>
-                </w:p>
-              </w:tc>
-              <w:tc>
-                <w:tcPr>
-                  <w:tcBorders>
-                    <w:right w:color="000000" w:space="0" w:sz="0" w:val="nil"/>
-                  </w:tcBorders>
-                </w:tcPr>
-                <w:p>
-                  <w:pPr>
-                    <w:widowControl w:val="0"/>
-                    <w:ind w:left="113" w:firstLine="0"/>
-                    <w:rPr>
-                      <w:sz w:val="19"/>
-                      <w:szCs w:val="19"/>
-                    </w:rPr>
-                  </w:pPr>
-                  <w:r>
-                    <w:rPr>
-                      <w:sz w:val="19"/>
-                      <w:szCs w:val="19"/>
-                      <w:rtl w:val="0"/>
-                    </w:rPr>
-                    <w:t xml:space="preserve">Hệ thống</w:t>
-                  </w:r>
-                </w:p>
-              </w:tc>
-              <w:tc>
-                <w:tcPr>
-                  <w:tcBorders>
-                    <w:left w:color="000000" w:space="0" w:sz="0" w:val="nil"/>
-                  </w:tcBorders>
-                </w:tcPr>
-                <w:p>
-                  <w:pPr>
-                    <w:widowControl w:val="0"/>
-                    <w:ind w:left="113" w:firstLine="0"/>
-                    <w:rPr>
-                      <w:sz w:val="19"/>
-                      <w:szCs w:val="19"/>
-                    </w:rPr>
-                  </w:pPr>
-                  <w:r>
-                    <w:rPr>
-                      <w:sz w:val="19"/>
-                      <w:szCs w:val="19"/>
-                      <w:rtl w:val="0"/>
-                    </w:rPr>
-                    <w:t xml:space="preserve">Đóng popup xác nhận và giữ nguyên dữ liệu tại màn hình </w:t>
-                  </w:r>
-                  <w:r>
-                    <w:rPr>
-                      <w:b w:val="1"/>
-                      <w:bCs w:val="1"/>
-                      <w:sz w:val="19"/>
-                      <w:szCs w:val="19"/>
-                      <w:rtl w:val="0"/>
-                    </w:rPr>
-                    <w:t xml:space="preserve">Soạn thảo Đơn hàng Thu mua</w:t>
-                  </w:r>
-                  <w:r>
-                    <w:rPr>
-                      <w:sz w:val="19"/>
-                      <w:szCs w:val="19"/>
-                      <w:rtl w:val="0"/>
-                    </w:rPr>
-                    <w:t xml:space="preserve">.</w:t>
+                    <w:t xml:space="preserve">Thêm vào giỏ hàng</w:t>
+                  </w:r>
+                  <w:r>
+                    <w:rPr>
+                      <w:rtl w:val="0"/>
+                    </w:rPr>
                   </w:r>
                 </w:p>
               </w:tc>
@@ -2539,6 +2169,1209 @@
               <w:rPr>
                 <w:rFonts w:ascii="Tahoma" w:cs="Tahoma" w:eastAsia="Tahoma" w:hAnsi="Tahoma"/>
                 <w:color w:val="000000"/>
+                <w:sz w:val="19"/>
+                <w:szCs w:val="19"/>
+              </w:rPr>
+            </w:pPr>
+            <w:r>
+              <w:rPr>
+                <w:rtl w:val="0"/>
+              </w:rPr>
+            </w:r>
+          </w:p>
+        </w:tc>
+      </w:tr>
+      <w:tr>
+        <w:trPr>
+          <w:cantSplit w:val="0"/>
+          <w:trHeight w:val="1128" w:hRule="atLeast"/>
+          <w:tblHeader w:val="0"/>
+        </w:trPr>
+        <w:tc>
+          <w:tcPr>
+            <w:shd w:fill="c5f1e3" w:val="clear"/>
+          </w:tcPr>
+          <w:p>
+            <w:pPr>
+              <w:widowControl w:val="0"/>
+              <w:pBdr>
+                <w:top w:space="0" w:sz="0" w:val="nil"/>
+                <w:left w:space="0" w:sz="0" w:val="nil"/>
+                <w:bottom w:space="0" w:sz="0" w:val="nil"/>
+                <w:right w:space="0" w:sz="0" w:val="nil"/>
+                <w:between w:space="0" w:sz="0" w:val="nil"/>
+              </w:pBdr>
+              <w:spacing w:after="60" w:before="120" w:lineRule="auto"/>
+              <w:ind w:left="-14" w:right="14" w:firstLine="0"/>
+              <w:rPr>
+                <w:rFonts w:ascii="Tahoma" w:cs="Tahoma" w:eastAsia="Tahoma" w:hAnsi="Tahoma"/>
+                <w:b w:val="1"/>
+                <w:bCs w:val="1"/>
+                <w:sz w:val="18"/>
+                <w:szCs w:val="18"/>
+              </w:rPr>
+            </w:pPr>
+            <w:r>
+              <w:rPr>
+                <w:rFonts w:ascii="Tahoma" w:cs="Tahoma" w:eastAsia="Tahoma" w:hAnsi="Tahoma"/>
+                <w:b w:val="1"/>
+                <w:bCs w:val="1"/>
+                <w:sz w:val="18"/>
+                <w:szCs w:val="18"/>
+                <w:rtl w:val="0"/>
+              </w:rPr>
+              <w:t xml:space="preserve">Luồng sự kiện thay thế không hợp lệ (Không có site đáp ứng được YCNH)</w:t>
+            </w:r>
+          </w:p>
+        </w:tc>
+        <w:tc>
+          <w:tcPr>
+            <w:gridSpan w:val="3"/>
+          </w:tcPr>
+          <w:p>
+            <w:pPr>
+              <w:widowControl w:val="0"/>
+              <w:pBdr>
+                <w:top w:space="0" w:sz="0" w:val="nil"/>
+                <w:left w:space="0" w:sz="0" w:val="nil"/>
+                <w:bottom w:space="0" w:sz="0" w:val="nil"/>
+                <w:right w:space="0" w:sz="0" w:val="nil"/>
+                <w:between w:space="0" w:sz="0" w:val="nil"/>
+              </w:pBdr>
+              <w:spacing w:line="276" w:lineRule="auto"/>
+              <w:rPr>
+                <w:rFonts w:ascii="Tahoma" w:cs="Tahoma" w:eastAsia="Tahoma" w:hAnsi="Tahoma"/>
+                <w:b w:val="1"/>
+                <w:bCs w:val="1"/>
+                <w:sz w:val="19"/>
+                <w:szCs w:val="19"/>
+              </w:rPr>
+            </w:pPr>
+            <w:r>
+              <w:rPr>
+                <w:rtl w:val="0"/>
+              </w:rPr>
+            </w:r>
+          </w:p>
+          <w:sdt>
+            <w:sdtPr>
+              <w:lock w:val="contentLocked"/>
+              <w:id w:val="-606510632"/>
+              <w:tag w:val="goog_rdk_0"/>
+            </w:sdtPr>
+            <w:sdtContent>
+              <w:tbl>
+                <w:tblPr>
+                  <w:tblStyle w:val="Table4"/>
+                  <w:tblW w:w="6405.0" w:type="dxa"/>
+                  <w:jc w:val="left"/>
+                  <w:tblBorders>
+                    <w:top w:color="000000" w:space="0" w:sz="8" w:val="single"/>
+                    <w:left w:color="000000" w:space="0" w:sz="8" w:val="single"/>
+                    <w:bottom w:color="000000" w:space="0" w:sz="8" w:val="single"/>
+                    <w:right w:color="000000" w:space="0" w:sz="8" w:val="single"/>
+                    <w:insideH w:color="000000" w:space="0" w:sz="8" w:val="single"/>
+                    <w:insideV w:color="000000" w:space="0" w:sz="8" w:val="single"/>
+                  </w:tblBorders>
+                  <w:tblLayout w:type="fixed"/>
+                  <w:tblLook w:val="0600"/>
+                </w:tblPr>
+                <w:tblGrid>
+                  <w:gridCol w:w="660"/>
+                  <w:gridCol w:w="1545"/>
+                  <w:gridCol w:w="4200"/>
+                  <w:tblGridChange w:id="0">
+                    <w:tblGrid>
+                      <w:gridCol w:w="660"/>
+                      <w:gridCol w:w="1545"/>
+                      <w:gridCol w:w="4200"/>
+                    </w:tblGrid>
+                  </w:tblGridChange>
+                </w:tblGrid>
+                <w:tr>
+                  <w:trPr>
+                    <w:cantSplit w:val="0"/>
+                    <w:tblHeader w:val="0"/>
+                  </w:trPr>
+                  <w:tc>
+                    <w:tcPr>
+                      <w:shd w:fill="f9cb9c" w:val="clear"/>
+                      <w:tcMar>
+                        <w:top w:w="100.0" w:type="dxa"/>
+                        <w:left w:w="100.0" w:type="dxa"/>
+                        <w:bottom w:w="100.0" w:type="dxa"/>
+                        <w:right w:w="100.0" w:type="dxa"/>
+                      </w:tcMar>
+                      <w:vAlign w:val="top"/>
+                    </w:tcPr>
+                    <w:p>
+                      <w:pPr>
+                        <w:keepNext w:val="0"/>
+                        <w:keepLines w:val="0"/>
+                        <w:pageBreakBefore w:val="0"/>
+                        <w:widowControl w:val="0"/>
+                        <w:pBdr>
+                          <w:top w:space="0" w:sz="0" w:val="nil"/>
+                          <w:left w:space="0" w:sz="0" w:val="nil"/>
+                          <w:bottom w:space="0" w:sz="0" w:val="nil"/>
+                          <w:right w:space="0" w:sz="0" w:val="nil"/>
+                          <w:between w:space="0" w:sz="0" w:val="nil"/>
+                        </w:pBdr>
+                        <w:shd w:fill="auto" w:val="clear"/>
+                        <w:spacing w:after="0" w:before="0" w:line="240" w:lineRule="auto"/>
+                        <w:ind w:left="0" w:right="0" w:firstLine="0"/>
+                        <w:jc w:val="center"/>
+                        <w:rPr>
+                          <w:rFonts w:ascii="Tahoma" w:cs="Tahoma" w:eastAsia="Tahoma" w:hAnsi="Tahoma"/>
+                          <w:b w:val="1"/>
+                          <w:bCs w:val="1"/>
+                          <w:sz w:val="19"/>
+                          <w:szCs w:val="19"/>
+                        </w:rPr>
+                      </w:pPr>
+                      <w:r>
+                        <w:rPr>
+                          <w:rFonts w:ascii="Tahoma" w:cs="Tahoma" w:eastAsia="Tahoma" w:hAnsi="Tahoma"/>
+                          <w:b w:val="1"/>
+                          <w:bCs w:val="1"/>
+                          <w:sz w:val="19"/>
+                          <w:szCs w:val="19"/>
+                          <w:rtl w:val="0"/>
+                        </w:rPr>
+                        <w:t xml:space="preserve">STT</w:t>
+                      </w:r>
+                    </w:p>
+                  </w:tc>
+                  <w:tc>
+                    <w:tcPr>
+                      <w:shd w:fill="f9cb9c" w:val="clear"/>
+                      <w:tcMar>
+                        <w:top w:w="100.0" w:type="dxa"/>
+                        <w:left w:w="100.0" w:type="dxa"/>
+                        <w:bottom w:w="100.0" w:type="dxa"/>
+                        <w:right w:w="100.0" w:type="dxa"/>
+                      </w:tcMar>
+                      <w:vAlign w:val="top"/>
+                    </w:tcPr>
+                    <w:p>
+                      <w:pPr>
+                        <w:keepNext w:val="0"/>
+                        <w:keepLines w:val="0"/>
+                        <w:pageBreakBefore w:val="0"/>
+                        <w:widowControl w:val="0"/>
+                        <w:pBdr>
+                          <w:top w:space="0" w:sz="0" w:val="nil"/>
+                          <w:left w:space="0" w:sz="0" w:val="nil"/>
+                          <w:bottom w:space="0" w:sz="0" w:val="nil"/>
+                          <w:right w:space="0" w:sz="0" w:val="nil"/>
+                          <w:between w:space="0" w:sz="0" w:val="nil"/>
+                        </w:pBdr>
+                        <w:shd w:fill="auto" w:val="clear"/>
+                        <w:spacing w:after="0" w:before="0" w:line="240" w:lineRule="auto"/>
+                        <w:ind w:left="0" w:right="0" w:firstLine="0"/>
+                        <w:jc w:val="center"/>
+                        <w:rPr>
+                          <w:rFonts w:ascii="Tahoma" w:cs="Tahoma" w:eastAsia="Tahoma" w:hAnsi="Tahoma"/>
+                          <w:b w:val="1"/>
+                          <w:bCs w:val="1"/>
+                          <w:sz w:val="19"/>
+                          <w:szCs w:val="19"/>
+                        </w:rPr>
+                      </w:pPr>
+                      <w:r>
+                        <w:rPr>
+                          <w:rFonts w:ascii="Tahoma" w:cs="Tahoma" w:eastAsia="Tahoma" w:hAnsi="Tahoma"/>
+                          <w:b w:val="1"/>
+                          <w:bCs w:val="1"/>
+                          <w:sz w:val="19"/>
+                          <w:szCs w:val="19"/>
+                          <w:rtl w:val="0"/>
+                        </w:rPr>
+                        <w:t xml:space="preserve">Thực hiện bởi</w:t>
+                      </w:r>
+                    </w:p>
+                  </w:tc>
+                  <w:tc>
+                    <w:tcPr>
+                      <w:shd w:fill="f9cb9c" w:val="clear"/>
+                      <w:tcMar>
+                        <w:top w:w="100.0" w:type="dxa"/>
+                        <w:left w:w="100.0" w:type="dxa"/>
+                        <w:bottom w:w="100.0" w:type="dxa"/>
+                        <w:right w:w="100.0" w:type="dxa"/>
+                      </w:tcMar>
+                      <w:vAlign w:val="top"/>
+                    </w:tcPr>
+                    <w:p>
+                      <w:pPr>
+                        <w:keepNext w:val="0"/>
+                        <w:keepLines w:val="0"/>
+                        <w:pageBreakBefore w:val="0"/>
+                        <w:widowControl w:val="0"/>
+                        <w:pBdr>
+                          <w:top w:space="0" w:sz="0" w:val="nil"/>
+                          <w:left w:space="0" w:sz="0" w:val="nil"/>
+                          <w:bottom w:space="0" w:sz="0" w:val="nil"/>
+                          <w:right w:space="0" w:sz="0" w:val="nil"/>
+                          <w:between w:space="0" w:sz="0" w:val="nil"/>
+                        </w:pBdr>
+                        <w:shd w:fill="auto" w:val="clear"/>
+                        <w:spacing w:after="0" w:before="0" w:line="240" w:lineRule="auto"/>
+                        <w:ind w:left="0" w:right="0" w:firstLine="0"/>
+                        <w:jc w:val="center"/>
+                        <w:rPr>
+                          <w:rFonts w:ascii="Tahoma" w:cs="Tahoma" w:eastAsia="Tahoma" w:hAnsi="Tahoma"/>
+                          <w:b w:val="1"/>
+                          <w:bCs w:val="1"/>
+                          <w:sz w:val="19"/>
+                          <w:szCs w:val="19"/>
+                        </w:rPr>
+                      </w:pPr>
+                      <w:r>
+                        <w:rPr>
+                          <w:rFonts w:ascii="Tahoma" w:cs="Tahoma" w:eastAsia="Tahoma" w:hAnsi="Tahoma"/>
+                          <w:b w:val="1"/>
+                          <w:bCs w:val="1"/>
+                          <w:sz w:val="19"/>
+                          <w:szCs w:val="19"/>
+                          <w:rtl w:val="0"/>
+                        </w:rPr>
+                        <w:t xml:space="preserve">Hành động</w:t>
+                      </w:r>
+                    </w:p>
+                  </w:tc>
+                </w:tr>
+                <w:tr>
+                  <w:trPr>
+                    <w:cantSplit w:val="0"/>
+                    <w:trHeight w:val="390" w:hRule="atLeast"/>
+                    <w:tblHeader w:val="0"/>
+                  </w:trPr>
+                  <w:tc>
+                    <w:tcPr>
+                      <w:shd w:fill="auto" w:val="clear"/>
+                      <w:tcMar>
+                        <w:top w:w="100.0" w:type="dxa"/>
+                        <w:left w:w="100.0" w:type="dxa"/>
+                        <w:bottom w:w="100.0" w:type="dxa"/>
+                        <w:right w:w="100.0" w:type="dxa"/>
+                      </w:tcMar>
+                      <w:vAlign w:val="top"/>
+                    </w:tcPr>
+                    <w:p>
+                      <w:pPr>
+                        <w:keepNext w:val="0"/>
+                        <w:keepLines w:val="0"/>
+                        <w:pageBreakBefore w:val="0"/>
+                        <w:widowControl w:val="0"/>
+                        <w:pBdr>
+                          <w:top w:space="0" w:sz="0" w:val="nil"/>
+                          <w:left w:space="0" w:sz="0" w:val="nil"/>
+                          <w:bottom w:space="0" w:sz="0" w:val="nil"/>
+                          <w:right w:space="0" w:sz="0" w:val="nil"/>
+                          <w:between w:space="0" w:sz="0" w:val="nil"/>
+                        </w:pBdr>
+                        <w:shd w:fill="auto" w:val="clear"/>
+                        <w:spacing w:after="0" w:before="0" w:line="240" w:lineRule="auto"/>
+                        <w:ind w:left="0" w:right="0" w:firstLine="0"/>
+                        <w:jc w:val="left"/>
+                        <w:rPr>
+                          <w:rFonts w:ascii="Tahoma" w:cs="Tahoma" w:eastAsia="Tahoma" w:hAnsi="Tahoma"/>
+                          <w:sz w:val="18"/>
+                          <w:szCs w:val="18"/>
+                        </w:rPr>
+                      </w:pPr>
+                      <w:r>
+                        <w:rPr>
+                          <w:sz w:val="18"/>
+                          <w:szCs w:val="18"/>
+                          <w:rtl w:val="0"/>
+                        </w:rPr>
+                        <w:t xml:space="preserve">3a</w:t>
+                      </w:r>
+                      <w:r>
+                        <w:rPr>
+                          <w:rFonts w:ascii="Tahoma" w:cs="Tahoma" w:eastAsia="Tahoma" w:hAnsi="Tahoma"/>
+                          <w:sz w:val="18"/>
+                          <w:szCs w:val="18"/>
+                          <w:rtl w:val="0"/>
+                        </w:rPr>
+                        <w:t xml:space="preserve">.</w:t>
+                      </w:r>
+                    </w:p>
+                  </w:tc>
+                  <w:tc>
+                    <w:tcPr>
+                      <w:shd w:fill="auto" w:val="clear"/>
+                      <w:tcMar>
+                        <w:top w:w="100.0" w:type="dxa"/>
+                        <w:left w:w="100.0" w:type="dxa"/>
+                        <w:bottom w:w="100.0" w:type="dxa"/>
+                        <w:right w:w="100.0" w:type="dxa"/>
+                      </w:tcMar>
+                      <w:vAlign w:val="top"/>
+                    </w:tcPr>
+                    <w:p>
+                      <w:pPr>
+                        <w:keepNext w:val="0"/>
+                        <w:keepLines w:val="0"/>
+                        <w:pageBreakBefore w:val="0"/>
+                        <w:widowControl w:val="0"/>
+                        <w:pBdr>
+                          <w:top w:space="0" w:sz="0" w:val="nil"/>
+                          <w:left w:space="0" w:sz="0" w:val="nil"/>
+                          <w:bottom w:space="0" w:sz="0" w:val="nil"/>
+                          <w:right w:space="0" w:sz="0" w:val="nil"/>
+                          <w:between w:space="0" w:sz="0" w:val="nil"/>
+                        </w:pBdr>
+                        <w:shd w:fill="auto" w:val="clear"/>
+                        <w:spacing w:after="0" w:before="0" w:line="240" w:lineRule="auto"/>
+                        <w:ind w:left="0" w:right="0" w:firstLine="0"/>
+                        <w:jc w:val="left"/>
+                        <w:rPr>
+                          <w:sz w:val="19"/>
+                          <w:szCs w:val="19"/>
+                        </w:rPr>
+                      </w:pPr>
+                      <w:r>
+                        <w:rPr>
+                          <w:sz w:val="19"/>
+                          <w:szCs w:val="19"/>
+                          <w:rtl w:val="0"/>
+                        </w:rPr>
+                        <w:t xml:space="preserve">Bộ phận đặt hàng quốc tế</w:t>
+                      </w:r>
+                    </w:p>
+                  </w:tc>
+                  <w:tc>
+                    <w:tcPr>
+                      <w:shd w:fill="auto" w:val="clear"/>
+                      <w:tcMar>
+                        <w:top w:w="100.0" w:type="dxa"/>
+                        <w:left w:w="100.0" w:type="dxa"/>
+                        <w:bottom w:w="100.0" w:type="dxa"/>
+                        <w:right w:w="100.0" w:type="dxa"/>
+                      </w:tcMar>
+                      <w:vAlign w:val="top"/>
+                    </w:tcPr>
+                    <w:p>
+                      <w:pPr>
+                        <w:keepNext w:val="0"/>
+                        <w:keepLines w:val="0"/>
+                        <w:pageBreakBefore w:val="0"/>
+                        <w:widowControl w:val="0"/>
+                        <w:pBdr>
+                          <w:top w:space="0" w:sz="0" w:val="nil"/>
+                          <w:left w:space="0" w:sz="0" w:val="nil"/>
+                          <w:bottom w:space="0" w:sz="0" w:val="nil"/>
+                          <w:right w:space="0" w:sz="0" w:val="nil"/>
+                          <w:between w:space="0" w:sz="0" w:val="nil"/>
+                        </w:pBdr>
+                        <w:shd w:fill="auto" w:val="clear"/>
+                        <w:spacing w:after="0" w:before="0" w:line="240" w:lineRule="auto"/>
+                        <w:ind w:left="0" w:right="0" w:firstLine="0"/>
+                        <w:jc w:val="left"/>
+                        <w:rPr>
+                          <w:sz w:val="19"/>
+                          <w:szCs w:val="19"/>
+                        </w:rPr>
+                      </w:pPr>
+                      <w:r>
+                        <w:rPr>
+                          <w:sz w:val="19"/>
+                          <w:szCs w:val="19"/>
+                          <w:rtl w:val="0"/>
+                        </w:rPr>
+                        <w:t xml:space="preserve">Hiển thị màn hình </w:t>
+                      </w:r>
+                      <w:r>
+                        <w:rPr>
+                          <w:b w:val="1"/>
+                          <w:bCs w:val="1"/>
+                          <w:sz w:val="19"/>
+                          <w:szCs w:val="19"/>
+                          <w:rtl w:val="0"/>
+                        </w:rPr>
+                        <w:t xml:space="preserve">Chi tiết yêu cầu nhập hàng </w:t>
+                      </w:r>
+                      <w:r>
+                        <w:rPr>
+                          <w:sz w:val="19"/>
+                          <w:szCs w:val="19"/>
+                          <w:rtl w:val="0"/>
+                        </w:rPr>
+                        <w:t xml:space="preserve">nhưng hiển thị cụ thể “Không có site nào đáp ứng được ngày nhận hàng mong muốn cho mặt hàng này. “</w:t>
+                      </w:r>
+                    </w:p>
+                  </w:tc>
+                </w:tr>
+                <w:tr>
+                  <w:trPr>
+                    <w:cantSplit w:val="0"/>
+                    <w:trHeight w:val="390" w:hRule="atLeast"/>
+                    <w:tblHeader w:val="0"/>
+                  </w:trPr>
+                  <w:tc>
+                    <w:tcPr>
+                      <w:shd w:fill="auto" w:val="clear"/>
+                      <w:tcMar>
+                        <w:top w:w="100.0" w:type="dxa"/>
+                        <w:left w:w="100.0" w:type="dxa"/>
+                        <w:bottom w:w="100.0" w:type="dxa"/>
+                        <w:right w:w="100.0" w:type="dxa"/>
+                      </w:tcMar>
+                      <w:vAlign w:val="top"/>
+                    </w:tcPr>
+                    <w:p>
+                      <w:pPr>
+                        <w:keepNext w:val="0"/>
+                        <w:keepLines w:val="0"/>
+                        <w:pageBreakBefore w:val="0"/>
+                        <w:widowControl w:val="0"/>
+                        <w:pBdr>
+                          <w:top w:space="0" w:sz="0" w:val="nil"/>
+                          <w:left w:space="0" w:sz="0" w:val="nil"/>
+                          <w:bottom w:space="0" w:sz="0" w:val="nil"/>
+                          <w:right w:space="0" w:sz="0" w:val="nil"/>
+                          <w:between w:space="0" w:sz="0" w:val="nil"/>
+                        </w:pBdr>
+                        <w:shd w:fill="auto" w:val="clear"/>
+                        <w:spacing w:after="0" w:before="0" w:line="240" w:lineRule="auto"/>
+                        <w:ind w:left="0" w:right="0" w:firstLine="0"/>
+                        <w:jc w:val="left"/>
+                        <w:rPr>
+                          <w:sz w:val="19"/>
+                          <w:szCs w:val="19"/>
+                        </w:rPr>
+                      </w:pPr>
+                      <w:r>
+                        <w:rPr>
+                          <w:sz w:val="19"/>
+                          <w:szCs w:val="19"/>
+                          <w:rtl w:val="0"/>
+                        </w:rPr>
+                        <w:t xml:space="preserve">5b.</w:t>
+                      </w:r>
+                    </w:p>
+                  </w:tc>
+                  <w:tc>
+                    <w:tcPr>
+                      <w:shd w:fill="auto" w:val="clear"/>
+                      <w:tcMar>
+                        <w:top w:w="100.0" w:type="dxa"/>
+                        <w:left w:w="100.0" w:type="dxa"/>
+                        <w:bottom w:w="100.0" w:type="dxa"/>
+                        <w:right w:w="100.0" w:type="dxa"/>
+                      </w:tcMar>
+                      <w:vAlign w:val="top"/>
+                    </w:tcPr>
+                    <w:p>
+                      <w:pPr>
+                        <w:keepNext w:val="0"/>
+                        <w:keepLines w:val="0"/>
+                        <w:pageBreakBefore w:val="0"/>
+                        <w:widowControl w:val="0"/>
+                        <w:pBdr>
+                          <w:top w:space="0" w:sz="0" w:val="nil"/>
+                          <w:left w:space="0" w:sz="0" w:val="nil"/>
+                          <w:bottom w:space="0" w:sz="0" w:val="nil"/>
+                          <w:right w:space="0" w:sz="0" w:val="nil"/>
+                          <w:between w:space="0" w:sz="0" w:val="nil"/>
+                        </w:pBdr>
+                        <w:shd w:fill="auto" w:val="clear"/>
+                        <w:spacing w:after="0" w:before="0" w:line="240" w:lineRule="auto"/>
+                        <w:ind w:left="0" w:right="0" w:firstLine="0"/>
+                        <w:jc w:val="left"/>
+                        <w:rPr>
+                          <w:sz w:val="19"/>
+                          <w:szCs w:val="19"/>
+                        </w:rPr>
+                      </w:pPr>
+                      <w:r>
+                        <w:rPr>
+                          <w:sz w:val="19"/>
+                          <w:szCs w:val="19"/>
+                          <w:rtl w:val="0"/>
+                        </w:rPr>
+                        <w:t xml:space="preserve">Hệ thống</w:t>
+                      </w:r>
+                    </w:p>
+                  </w:tc>
+                  <w:tc>
+                    <w:tcPr>
+                      <w:shd w:fill="auto" w:val="clear"/>
+                      <w:tcMar>
+                        <w:top w:w="100.0" w:type="dxa"/>
+                        <w:left w:w="100.0" w:type="dxa"/>
+                        <w:bottom w:w="100.0" w:type="dxa"/>
+                        <w:right w:w="100.0" w:type="dxa"/>
+                      </w:tcMar>
+                      <w:vAlign w:val="top"/>
+                    </w:tcPr>
+                    <w:p>
+                      <w:pPr>
+                        <w:keepNext w:val="0"/>
+                        <w:keepLines w:val="0"/>
+                        <w:pageBreakBefore w:val="0"/>
+                        <w:widowControl w:val="0"/>
+                        <w:pBdr>
+                          <w:top w:space="0" w:sz="0" w:val="nil"/>
+                          <w:left w:space="0" w:sz="0" w:val="nil"/>
+                          <w:bottom w:space="0" w:sz="0" w:val="nil"/>
+                          <w:right w:space="0" w:sz="0" w:val="nil"/>
+                          <w:between w:space="0" w:sz="0" w:val="nil"/>
+                        </w:pBdr>
+                        <w:shd w:fill="auto" w:val="clear"/>
+                        <w:spacing w:after="0" w:before="0" w:line="240" w:lineRule="auto"/>
+                        <w:ind w:left="0" w:right="0" w:firstLine="0"/>
+                        <w:jc w:val="left"/>
+                        <w:rPr>
+                          <w:sz w:val="19"/>
+                          <w:szCs w:val="19"/>
+                        </w:rPr>
+                      </w:pPr>
+                      <w:r>
+                        <w:rPr>
+                          <w:sz w:val="19"/>
+                          <w:szCs w:val="19"/>
+                          <w:rtl w:val="0"/>
+                        </w:rPr>
+                        <w:t xml:space="preserve">Hiển thị popup báo lỗi “Gợi ý chưa hoàn chỉnh”</w:t>
+                      </w:r>
+                    </w:p>
+                  </w:tc>
+                </w:tr>
+                <w:tr>
+                  <w:trPr>
+                    <w:cantSplit w:val="0"/>
+                    <w:trHeight w:val="390" w:hRule="atLeast"/>
+                    <w:tblHeader w:val="0"/>
+                  </w:trPr>
+                  <w:tc>
+                    <w:tcPr>
+                      <w:shd w:fill="auto" w:val="clear"/>
+                      <w:tcMar>
+                        <w:top w:w="100.0" w:type="dxa"/>
+                        <w:left w:w="100.0" w:type="dxa"/>
+                        <w:bottom w:w="100.0" w:type="dxa"/>
+                        <w:right w:w="100.0" w:type="dxa"/>
+                      </w:tcMar>
+                      <w:vAlign w:val="top"/>
+                    </w:tcPr>
+                    <w:p>
+                      <w:pPr>
+                        <w:keepNext w:val="0"/>
+                        <w:keepLines w:val="0"/>
+                        <w:pageBreakBefore w:val="0"/>
+                        <w:widowControl w:val="0"/>
+                        <w:pBdr>
+                          <w:top w:space="0" w:sz="0" w:val="nil"/>
+                          <w:left w:space="0" w:sz="0" w:val="nil"/>
+                          <w:bottom w:space="0" w:sz="0" w:val="nil"/>
+                          <w:right w:space="0" w:sz="0" w:val="nil"/>
+                          <w:between w:space="0" w:sz="0" w:val="nil"/>
+                        </w:pBdr>
+                        <w:shd w:fill="auto" w:val="clear"/>
+                        <w:spacing w:after="0" w:before="0" w:line="240" w:lineRule="auto"/>
+                        <w:ind w:left="0" w:right="0" w:firstLine="0"/>
+                        <w:jc w:val="left"/>
+                        <w:rPr>
+                          <w:sz w:val="19"/>
+                          <w:szCs w:val="19"/>
+                        </w:rPr>
+                      </w:pPr>
+                      <w:r>
+                        <w:rPr>
+                          <w:sz w:val="19"/>
+                          <w:szCs w:val="19"/>
+                          <w:rtl w:val="0"/>
+                        </w:rPr>
+                        <w:t xml:space="preserve">5b.1</w:t>
+                      </w:r>
+                    </w:p>
+                  </w:tc>
+                  <w:tc>
+                    <w:tcPr>
+                      <w:shd w:fill="auto" w:val="clear"/>
+                      <w:tcMar>
+                        <w:top w:w="100.0" w:type="dxa"/>
+                        <w:left w:w="100.0" w:type="dxa"/>
+                        <w:bottom w:w="100.0" w:type="dxa"/>
+                        <w:right w:w="100.0" w:type="dxa"/>
+                      </w:tcMar>
+                      <w:vAlign w:val="top"/>
+                    </w:tcPr>
+                    <w:p>
+                      <w:pPr>
+                        <w:keepNext w:val="0"/>
+                        <w:keepLines w:val="0"/>
+                        <w:pageBreakBefore w:val="0"/>
+                        <w:widowControl w:val="0"/>
+                        <w:pBdr>
+                          <w:top w:space="0" w:sz="0" w:val="nil"/>
+                          <w:left w:space="0" w:sz="0" w:val="nil"/>
+                          <w:bottom w:space="0" w:sz="0" w:val="nil"/>
+                          <w:right w:space="0" w:sz="0" w:val="nil"/>
+                          <w:between w:space="0" w:sz="0" w:val="nil"/>
+                        </w:pBdr>
+                        <w:shd w:fill="auto" w:val="clear"/>
+                        <w:spacing w:after="0" w:before="0" w:line="240" w:lineRule="auto"/>
+                        <w:ind w:left="0" w:right="0" w:firstLine="0"/>
+                        <w:jc w:val="left"/>
+                        <w:rPr>
+                          <w:sz w:val="19"/>
+                          <w:szCs w:val="19"/>
+                        </w:rPr>
+                      </w:pPr>
+                      <w:r>
+                        <w:rPr>
+                          <w:sz w:val="19"/>
+                          <w:szCs w:val="19"/>
+                          <w:rtl w:val="0"/>
+                        </w:rPr>
+                        <w:t xml:space="preserve">Bộ phận đặt hàng quốc tế</w:t>
+                      </w:r>
+                    </w:p>
+                  </w:tc>
+                  <w:tc>
+                    <w:tcPr>
+                      <w:shd w:fill="auto" w:val="clear"/>
+                      <w:tcMar>
+                        <w:top w:w="100.0" w:type="dxa"/>
+                        <w:left w:w="100.0" w:type="dxa"/>
+                        <w:bottom w:w="100.0" w:type="dxa"/>
+                        <w:right w:w="100.0" w:type="dxa"/>
+                      </w:tcMar>
+                      <w:vAlign w:val="top"/>
+                    </w:tcPr>
+                    <w:p>
+                      <w:pPr>
+                        <w:keepNext w:val="0"/>
+                        <w:keepLines w:val="0"/>
+                        <w:pageBreakBefore w:val="0"/>
+                        <w:widowControl w:val="0"/>
+                        <w:pBdr>
+                          <w:top w:space="0" w:sz="0" w:val="nil"/>
+                          <w:left w:space="0" w:sz="0" w:val="nil"/>
+                          <w:bottom w:space="0" w:sz="0" w:val="nil"/>
+                          <w:right w:space="0" w:sz="0" w:val="nil"/>
+                          <w:between w:space="0" w:sz="0" w:val="nil"/>
+                        </w:pBdr>
+                        <w:shd w:fill="auto" w:val="clear"/>
+                        <w:spacing w:after="0" w:before="0" w:line="240" w:lineRule="auto"/>
+                        <w:ind w:left="0" w:right="0" w:firstLine="0"/>
+                        <w:jc w:val="left"/>
+                        <w:rPr>
+                          <w:sz w:val="19"/>
+                          <w:szCs w:val="19"/>
+                        </w:rPr>
+                      </w:pPr>
+                      <w:r>
+                        <w:rPr>
+                          <w:sz w:val="19"/>
+                          <w:szCs w:val="19"/>
+                          <w:rtl w:val="0"/>
+                        </w:rPr>
+                        <w:t xml:space="preserve">Nhấn nút </w:t>
+                      </w:r>
+                      <w:r>
+                        <w:rPr>
+                          <w:b w:val="1"/>
+                          <w:bCs w:val="1"/>
+                          <w:sz w:val="19"/>
+                          <w:szCs w:val="19"/>
+                          <w:rtl w:val="0"/>
+                        </w:rPr>
+                        <w:t xml:space="preserve">Báo hủy đến bên sale</w:t>
+                      </w:r>
+                      <w:r>
+                        <w:rPr>
+                          <w:rtl w:val="0"/>
+                        </w:rPr>
+                      </w:r>
+                    </w:p>
+                  </w:tc>
+                </w:tr>
+                <w:tr>
+                  <w:trPr>
+                    <w:cantSplit w:val="0"/>
+                    <w:trHeight w:val="390" w:hRule="atLeast"/>
+                    <w:tblHeader w:val="0"/>
+                  </w:trPr>
+                  <w:tc>
+                    <w:tcPr>
+                      <w:shd w:fill="auto" w:val="clear"/>
+                      <w:tcMar>
+                        <w:top w:w="100.0" w:type="dxa"/>
+                        <w:left w:w="100.0" w:type="dxa"/>
+                        <w:bottom w:w="100.0" w:type="dxa"/>
+                        <w:right w:w="100.0" w:type="dxa"/>
+                      </w:tcMar>
+                      <w:vAlign w:val="top"/>
+                    </w:tcPr>
+                    <w:p>
+                      <w:pPr>
+                        <w:keepNext w:val="0"/>
+                        <w:keepLines w:val="0"/>
+                        <w:pageBreakBefore w:val="0"/>
+                        <w:widowControl w:val="0"/>
+                        <w:pBdr>
+                          <w:top w:space="0" w:sz="0" w:val="nil"/>
+                          <w:left w:space="0" w:sz="0" w:val="nil"/>
+                          <w:bottom w:space="0" w:sz="0" w:val="nil"/>
+                          <w:right w:space="0" w:sz="0" w:val="nil"/>
+                          <w:between w:space="0" w:sz="0" w:val="nil"/>
+                        </w:pBdr>
+                        <w:shd w:fill="auto" w:val="clear"/>
+                        <w:spacing w:after="0" w:before="0" w:line="240" w:lineRule="auto"/>
+                        <w:ind w:left="0" w:right="0" w:firstLine="0"/>
+                        <w:jc w:val="left"/>
+                        <w:rPr>
+                          <w:sz w:val="19"/>
+                          <w:szCs w:val="19"/>
+                        </w:rPr>
+                      </w:pPr>
+                      <w:r>
+                        <w:rPr>
+                          <w:sz w:val="19"/>
+                          <w:szCs w:val="19"/>
+                          <w:rtl w:val="0"/>
+                        </w:rPr>
+                        <w:t xml:space="preserve">5b.2</w:t>
+                      </w:r>
+                    </w:p>
+                  </w:tc>
+                  <w:tc>
+                    <w:tcPr>
+                      <w:shd w:fill="auto" w:val="clear"/>
+                      <w:tcMar>
+                        <w:top w:w="100.0" w:type="dxa"/>
+                        <w:left w:w="100.0" w:type="dxa"/>
+                        <w:bottom w:w="100.0" w:type="dxa"/>
+                        <w:right w:w="100.0" w:type="dxa"/>
+                      </w:tcMar>
+                      <w:vAlign w:val="top"/>
+                    </w:tcPr>
+                    <w:p>
+                      <w:pPr>
+                        <w:keepNext w:val="0"/>
+                        <w:keepLines w:val="0"/>
+                        <w:pageBreakBefore w:val="0"/>
+                        <w:widowControl w:val="0"/>
+                        <w:pBdr>
+                          <w:top w:space="0" w:sz="0" w:val="nil"/>
+                          <w:left w:space="0" w:sz="0" w:val="nil"/>
+                          <w:bottom w:space="0" w:sz="0" w:val="nil"/>
+                          <w:right w:space="0" w:sz="0" w:val="nil"/>
+                          <w:between w:space="0" w:sz="0" w:val="nil"/>
+                        </w:pBdr>
+                        <w:shd w:fill="auto" w:val="clear"/>
+                        <w:spacing w:after="0" w:before="0" w:line="240" w:lineRule="auto"/>
+                        <w:ind w:left="0" w:right="0" w:firstLine="0"/>
+                        <w:jc w:val="left"/>
+                        <w:rPr>
+                          <w:sz w:val="19"/>
+                          <w:szCs w:val="19"/>
+                        </w:rPr>
+                      </w:pPr>
+                      <w:r>
+                        <w:rPr>
+                          <w:sz w:val="19"/>
+                          <w:szCs w:val="19"/>
+                          <w:rtl w:val="0"/>
+                        </w:rPr>
+                        <w:t xml:space="preserve">Hệ thống </w:t>
+                      </w:r>
+                    </w:p>
+                  </w:tc>
+                  <w:tc>
+                    <w:tcPr>
+                      <w:shd w:fill="auto" w:val="clear"/>
+                      <w:tcMar>
+                        <w:top w:w="100.0" w:type="dxa"/>
+                        <w:left w:w="100.0" w:type="dxa"/>
+                        <w:bottom w:w="100.0" w:type="dxa"/>
+                        <w:right w:w="100.0" w:type="dxa"/>
+                      </w:tcMar>
+                      <w:vAlign w:val="top"/>
+                    </w:tcPr>
+                    <w:p>
+                      <w:pPr>
+                        <w:keepNext w:val="0"/>
+                        <w:keepLines w:val="0"/>
+                        <w:pageBreakBefore w:val="0"/>
+                        <w:widowControl w:val="0"/>
+                        <w:pBdr>
+                          <w:top w:space="0" w:sz="0" w:val="nil"/>
+                          <w:left w:space="0" w:sz="0" w:val="nil"/>
+                          <w:bottom w:space="0" w:sz="0" w:val="nil"/>
+                          <w:right w:space="0" w:sz="0" w:val="nil"/>
+                          <w:between w:space="0" w:sz="0" w:val="nil"/>
+                        </w:pBdr>
+                        <w:shd w:fill="auto" w:val="clear"/>
+                        <w:spacing w:after="0" w:before="0" w:line="240" w:lineRule="auto"/>
+                        <w:ind w:left="0" w:right="0" w:firstLine="0"/>
+                        <w:jc w:val="left"/>
+                        <w:rPr>
+                          <w:b w:val="1"/>
+                          <w:bCs w:val="1"/>
+                          <w:sz w:val="19"/>
+                          <w:szCs w:val="19"/>
+                        </w:rPr>
+                      </w:pPr>
+                      <w:r>
+                        <w:rPr>
+                          <w:sz w:val="19"/>
+                          <w:szCs w:val="19"/>
+                          <w:rtl w:val="0"/>
+                        </w:rPr>
+                        <w:t xml:space="preserve">Hiển thị popup </w:t>
+                      </w:r>
+                      <w:r>
+                        <w:rPr>
+                          <w:b w:val="1"/>
+                          <w:bCs w:val="1"/>
+                          <w:sz w:val="19"/>
+                          <w:szCs w:val="19"/>
+                          <w:rtl w:val="0"/>
+                        </w:rPr>
+                        <w:t xml:space="preserve">Báo hủy yêu cầu</w:t>
+                      </w:r>
+                    </w:p>
+                  </w:tc>
+                </w:tr>
+                <w:tr>
+                  <w:trPr>
+                    <w:cantSplit w:val="0"/>
+                    <w:trHeight w:val="390" w:hRule="atLeast"/>
+                    <w:tblHeader w:val="0"/>
+                  </w:trPr>
+                  <w:tc>
+                    <w:tcPr>
+                      <w:shd w:fill="auto" w:val="clear"/>
+                      <w:tcMar>
+                        <w:top w:w="100.0" w:type="dxa"/>
+                        <w:left w:w="100.0" w:type="dxa"/>
+                        <w:bottom w:w="100.0" w:type="dxa"/>
+                        <w:right w:w="100.0" w:type="dxa"/>
+                      </w:tcMar>
+                      <w:vAlign w:val="top"/>
+                    </w:tcPr>
+                    <w:p>
+                      <w:pPr>
+                        <w:keepNext w:val="0"/>
+                        <w:keepLines w:val="0"/>
+                        <w:pageBreakBefore w:val="0"/>
+                        <w:widowControl w:val="0"/>
+                        <w:pBdr>
+                          <w:top w:space="0" w:sz="0" w:val="nil"/>
+                          <w:left w:space="0" w:sz="0" w:val="nil"/>
+                          <w:bottom w:space="0" w:sz="0" w:val="nil"/>
+                          <w:right w:space="0" w:sz="0" w:val="nil"/>
+                          <w:between w:space="0" w:sz="0" w:val="nil"/>
+                        </w:pBdr>
+                        <w:shd w:fill="auto" w:val="clear"/>
+                        <w:spacing w:after="0" w:before="0" w:line="240" w:lineRule="auto"/>
+                        <w:ind w:left="0" w:right="0" w:firstLine="0"/>
+                        <w:jc w:val="left"/>
+                        <w:rPr>
+                          <w:sz w:val="19"/>
+                          <w:szCs w:val="19"/>
+                        </w:rPr>
+                      </w:pPr>
+                      <w:r>
+                        <w:rPr>
+                          <w:sz w:val="19"/>
+                          <w:szCs w:val="19"/>
+                          <w:rtl w:val="0"/>
+                        </w:rPr>
+                        <w:t xml:space="preserve">5b.3</w:t>
+                      </w:r>
+                    </w:p>
+                  </w:tc>
+                  <w:tc>
+                    <w:tcPr>
+                      <w:shd w:fill="auto" w:val="clear"/>
+                      <w:tcMar>
+                        <w:top w:w="100.0" w:type="dxa"/>
+                        <w:left w:w="100.0" w:type="dxa"/>
+                        <w:bottom w:w="100.0" w:type="dxa"/>
+                        <w:right w:w="100.0" w:type="dxa"/>
+                      </w:tcMar>
+                      <w:vAlign w:val="top"/>
+                    </w:tcPr>
+                    <w:p>
+                      <w:pPr>
+                        <w:keepNext w:val="0"/>
+                        <w:keepLines w:val="0"/>
+                        <w:pageBreakBefore w:val="0"/>
+                        <w:widowControl w:val="0"/>
+                        <w:pBdr>
+                          <w:top w:space="0" w:sz="0" w:val="nil"/>
+                          <w:left w:space="0" w:sz="0" w:val="nil"/>
+                          <w:bottom w:space="0" w:sz="0" w:val="nil"/>
+                          <w:right w:space="0" w:sz="0" w:val="nil"/>
+                          <w:between w:space="0" w:sz="0" w:val="nil"/>
+                        </w:pBdr>
+                        <w:shd w:fill="auto" w:val="clear"/>
+                        <w:spacing w:after="0" w:before="0" w:line="240" w:lineRule="auto"/>
+                        <w:ind w:left="0" w:right="0" w:firstLine="0"/>
+                        <w:jc w:val="left"/>
+                        <w:rPr>
+                          <w:sz w:val="19"/>
+                          <w:szCs w:val="19"/>
+                        </w:rPr>
+                      </w:pPr>
+                      <w:r>
+                        <w:rPr>
+                          <w:sz w:val="19"/>
+                          <w:szCs w:val="19"/>
+                          <w:rtl w:val="0"/>
+                        </w:rPr>
+                        <w:t xml:space="preserve">Bộ phận đặt hàng quốc tế</w:t>
+                      </w:r>
+                    </w:p>
+                  </w:tc>
+                  <w:tc>
+                    <w:tcPr>
+                      <w:shd w:fill="auto" w:val="clear"/>
+                      <w:tcMar>
+                        <w:top w:w="100.0" w:type="dxa"/>
+                        <w:left w:w="100.0" w:type="dxa"/>
+                        <w:bottom w:w="100.0" w:type="dxa"/>
+                        <w:right w:w="100.0" w:type="dxa"/>
+                      </w:tcMar>
+                      <w:vAlign w:val="top"/>
+                    </w:tcPr>
+                    <w:p>
+                      <w:pPr>
+                        <w:keepNext w:val="0"/>
+                        <w:keepLines w:val="0"/>
+                        <w:pageBreakBefore w:val="0"/>
+                        <w:widowControl w:val="0"/>
+                        <w:pBdr>
+                          <w:top w:space="0" w:sz="0" w:val="nil"/>
+                          <w:left w:space="0" w:sz="0" w:val="nil"/>
+                          <w:bottom w:space="0" w:sz="0" w:val="nil"/>
+                          <w:right w:space="0" w:sz="0" w:val="nil"/>
+                          <w:between w:space="0" w:sz="0" w:val="nil"/>
+                        </w:pBdr>
+                        <w:shd w:fill="auto" w:val="clear"/>
+                        <w:spacing w:after="0" w:before="0" w:line="240" w:lineRule="auto"/>
+                        <w:ind w:left="0" w:right="0" w:firstLine="0"/>
+                        <w:jc w:val="left"/>
+                        <w:rPr>
+                          <w:b w:val="1"/>
+                          <w:bCs w:val="1"/>
+                          <w:sz w:val="19"/>
+                          <w:szCs w:val="19"/>
+                        </w:rPr>
+                      </w:pPr>
+                      <w:r>
+                        <w:rPr>
+                          <w:sz w:val="19"/>
+                          <w:szCs w:val="19"/>
+                          <w:rtl w:val="0"/>
+                        </w:rPr>
+                        <w:t xml:space="preserve">Nhập vào </w:t>
+                      </w:r>
+                      <w:r>
+                        <w:rPr>
+                          <w:b w:val="1"/>
+                          <w:bCs w:val="1"/>
+                          <w:sz w:val="19"/>
+                          <w:szCs w:val="19"/>
+                          <w:rtl w:val="0"/>
+                        </w:rPr>
+                        <w:t xml:space="preserve">Lý do</w:t>
+                      </w:r>
+                      <w:r>
+                        <w:rPr>
+                          <w:sz w:val="19"/>
+                          <w:szCs w:val="19"/>
+                          <w:rtl w:val="0"/>
+                        </w:rPr>
+                        <w:t xml:space="preserve"> và nhấn nút </w:t>
+                      </w:r>
+                      <w:r>
+                        <w:rPr>
+                          <w:b w:val="1"/>
+                          <w:bCs w:val="1"/>
+                          <w:sz w:val="19"/>
+                          <w:szCs w:val="19"/>
+                          <w:rtl w:val="0"/>
+                        </w:rPr>
+                        <w:t xml:space="preserve">OK</w:t>
+                      </w:r>
+                    </w:p>
+                  </w:tc>
+                </w:tr>
+                <w:tr>
+                  <w:trPr>
+                    <w:cantSplit w:val="0"/>
+                    <w:trHeight w:val="390" w:hRule="atLeast"/>
+                    <w:tblHeader w:val="0"/>
+                  </w:trPr>
+                  <w:tc>
+                    <w:tcPr>
+                      <w:shd w:fill="auto" w:val="clear"/>
+                      <w:tcMar>
+                        <w:top w:w="100.0" w:type="dxa"/>
+                        <w:left w:w="100.0" w:type="dxa"/>
+                        <w:bottom w:w="100.0" w:type="dxa"/>
+                        <w:right w:w="100.0" w:type="dxa"/>
+                      </w:tcMar>
+                      <w:vAlign w:val="top"/>
+                    </w:tcPr>
+                    <w:p>
+                      <w:pPr>
+                        <w:keepNext w:val="0"/>
+                        <w:keepLines w:val="0"/>
+                        <w:pageBreakBefore w:val="0"/>
+                        <w:widowControl w:val="0"/>
+                        <w:pBdr>
+                          <w:top w:space="0" w:sz="0" w:val="nil"/>
+                          <w:left w:space="0" w:sz="0" w:val="nil"/>
+                          <w:bottom w:space="0" w:sz="0" w:val="nil"/>
+                          <w:right w:space="0" w:sz="0" w:val="nil"/>
+                          <w:between w:space="0" w:sz="0" w:val="nil"/>
+                        </w:pBdr>
+                        <w:shd w:fill="auto" w:val="clear"/>
+                        <w:spacing w:after="0" w:before="0" w:line="240" w:lineRule="auto"/>
+                        <w:ind w:left="0" w:right="0" w:firstLine="0"/>
+                        <w:jc w:val="left"/>
+                        <w:rPr>
+                          <w:sz w:val="19"/>
+                          <w:szCs w:val="19"/>
+                        </w:rPr>
+                      </w:pPr>
+                      <w:r>
+                        <w:rPr>
+                          <w:sz w:val="19"/>
+                          <w:szCs w:val="19"/>
+                          <w:rtl w:val="0"/>
+                        </w:rPr>
+                        <w:t xml:space="preserve">5b.4</w:t>
+                      </w:r>
+                    </w:p>
+                  </w:tc>
+                  <w:tc>
+                    <w:tcPr>
+                      <w:shd w:fill="auto" w:val="clear"/>
+                      <w:tcMar>
+                        <w:top w:w="100.0" w:type="dxa"/>
+                        <w:left w:w="100.0" w:type="dxa"/>
+                        <w:bottom w:w="100.0" w:type="dxa"/>
+                        <w:right w:w="100.0" w:type="dxa"/>
+                      </w:tcMar>
+                      <w:vAlign w:val="top"/>
+                    </w:tcPr>
+                    <w:p>
+                      <w:pPr>
+                        <w:keepNext w:val="0"/>
+                        <w:keepLines w:val="0"/>
+                        <w:pageBreakBefore w:val="0"/>
+                        <w:widowControl w:val="0"/>
+                        <w:pBdr>
+                          <w:top w:space="0" w:sz="0" w:val="nil"/>
+                          <w:left w:space="0" w:sz="0" w:val="nil"/>
+                          <w:bottom w:space="0" w:sz="0" w:val="nil"/>
+                          <w:right w:space="0" w:sz="0" w:val="nil"/>
+                          <w:between w:space="0" w:sz="0" w:val="nil"/>
+                        </w:pBdr>
+                        <w:shd w:fill="auto" w:val="clear"/>
+                        <w:spacing w:after="0" w:before="0" w:line="240" w:lineRule="auto"/>
+                        <w:ind w:left="0" w:right="0" w:firstLine="0"/>
+                        <w:jc w:val="left"/>
+                        <w:rPr>
+                          <w:sz w:val="19"/>
+                          <w:szCs w:val="19"/>
+                        </w:rPr>
+                      </w:pPr>
+                      <w:r>
+                        <w:rPr>
+                          <w:sz w:val="19"/>
+                          <w:szCs w:val="19"/>
+                          <w:rtl w:val="0"/>
+                        </w:rPr>
+                        <w:t xml:space="preserve">Hệ thống</w:t>
+                      </w:r>
+                    </w:p>
+                  </w:tc>
+                  <w:tc>
+                    <w:tcPr>
+                      <w:shd w:fill="auto" w:val="clear"/>
+                      <w:tcMar>
+                        <w:top w:w="100.0" w:type="dxa"/>
+                        <w:left w:w="100.0" w:type="dxa"/>
+                        <w:bottom w:w="100.0" w:type="dxa"/>
+                        <w:right w:w="100.0" w:type="dxa"/>
+                      </w:tcMar>
+                      <w:vAlign w:val="top"/>
+                    </w:tcPr>
+                    <w:p>
+                      <w:pPr>
+                        <w:keepNext w:val="0"/>
+                        <w:keepLines w:val="0"/>
+                        <w:pageBreakBefore w:val="0"/>
+                        <w:widowControl w:val="0"/>
+                        <w:pBdr>
+                          <w:top w:space="0" w:sz="0" w:val="nil"/>
+                          <w:left w:space="0" w:sz="0" w:val="nil"/>
+                          <w:bottom w:space="0" w:sz="0" w:val="nil"/>
+                          <w:right w:space="0" w:sz="0" w:val="nil"/>
+                          <w:between w:space="0" w:sz="0" w:val="nil"/>
+                        </w:pBdr>
+                        <w:shd w:fill="auto" w:val="clear"/>
+                        <w:spacing w:after="0" w:before="0" w:line="240" w:lineRule="auto"/>
+                        <w:ind w:left="0" w:right="0" w:firstLine="0"/>
+                        <w:jc w:val="left"/>
+                        <w:rPr>
+                          <w:b w:val="1"/>
+                          <w:bCs w:val="1"/>
+                          <w:sz w:val="19"/>
+                          <w:szCs w:val="19"/>
+                        </w:rPr>
+                      </w:pPr>
+                      <w:r>
+                        <w:rPr>
+                          <w:sz w:val="19"/>
+                          <w:szCs w:val="19"/>
+                          <w:rtl w:val="0"/>
+                        </w:rPr>
+                        <w:t xml:space="preserve">Hiển thị popup </w:t>
+                      </w:r>
+                      <w:r>
+                        <w:rPr>
+                          <w:b w:val="1"/>
+                          <w:bCs w:val="1"/>
+                          <w:sz w:val="19"/>
+                          <w:szCs w:val="19"/>
+                          <w:rtl w:val="0"/>
+                        </w:rPr>
+                        <w:t xml:space="preserve">Đã hủy yêu cầu</w:t>
+                      </w:r>
+                    </w:p>
+                  </w:tc>
+                </w:tr>
+              </w:tbl>
+            </w:sdtContent>
+          </w:sdt>
+          <w:p>
+            <w:pPr>
+              <w:widowControl w:val="0"/>
+              <w:pBdr>
+                <w:top w:space="0" w:sz="0" w:val="nil"/>
+                <w:left w:space="0" w:sz="0" w:val="nil"/>
+                <w:bottom w:space="0" w:sz="0" w:val="nil"/>
+                <w:right w:space="0" w:sz="0" w:val="nil"/>
+                <w:between w:space="0" w:sz="0" w:val="nil"/>
+              </w:pBdr>
+              <w:spacing w:line="276" w:lineRule="auto"/>
+              <w:rPr>
+                <w:rFonts w:ascii="Tahoma" w:cs="Tahoma" w:eastAsia="Tahoma" w:hAnsi="Tahoma"/>
+                <w:b w:val="1"/>
+                <w:bCs w:val="1"/>
                 <w:sz w:val="19"/>
                 <w:szCs w:val="19"/>
               </w:rPr>
@@ -2584,8 +3417,8 @@
                 <w:b w:val="1"/>
                 <w:bCs w:val="1"/>
                 <w:color w:val="000000"/>
-                <w:sz w:val="19"/>
-                <w:szCs w:val="19"/>
+                <w:sz w:val="18"/>
+                <w:szCs w:val="18"/>
               </w:rPr>
             </w:pPr>
             <w:r>
@@ -2594,8 +3427,8 @@
                 <w:b w:val="1"/>
                 <w:bCs w:val="1"/>
                 <w:color w:val="000000"/>
-                <w:sz w:val="19"/>
-                <w:szCs w:val="19"/>
+                <w:sz w:val="18"/>
+                <w:szCs w:val="18"/>
                 <w:rtl w:val="0"/>
               </w:rPr>
               <w:t xml:space="preserve">Hậu điều kiện</w:t>
@@ -2634,32 +3467,7 @@
                 <w:szCs w:val="19"/>
                 <w:rtl w:val="0"/>
               </w:rPr>
-              <w:t xml:space="preserve">Thành công: Một Đơn hàng thu mua mới được tạo tương ứng với YCNH đã chọn.</w:t>
-            </w:r>
-          </w:p>
-          <w:p>
-            <w:pPr>
-              <w:widowControl w:val="0"/>
-              <w:pBdr>
-                <w:top w:space="0" w:sz="0" w:val="nil"/>
-                <w:left w:space="0" w:sz="0" w:val="nil"/>
-                <w:bottom w:space="0" w:sz="0" w:val="nil"/>
-                <w:right w:space="0" w:sz="0" w:val="nil"/>
-                <w:between w:space="0" w:sz="0" w:val="nil"/>
-              </w:pBdr>
-              <w:spacing w:after="80" w:before="80" w:lineRule="auto"/>
-              <w:rPr>
-                <w:sz w:val="19"/>
-                <w:szCs w:val="19"/>
-              </w:rPr>
-            </w:pPr>
-            <w:r>
-              <w:rPr>
-                <w:sz w:val="19"/>
-                <w:szCs w:val="19"/>
-                <w:rtl w:val="0"/>
-              </w:rPr>
-              <w:t xml:space="preserve">Thất bại: YCNH vẫn giữ nguyên trạng thái "Chờ xử lý", không có đơn hàng mới nào được tạo ra.</w:t>
+              <w:t xml:space="preserve">Nếu thành công: Yêu cầu nhập hàng được gửi đến bên site để site đi đơn hàng.</w:t>
             </w:r>
           </w:p>
         </w:tc>
@@ -2680,7 +3488,7 @@
         <w:pStyle w:val="Heading1"/>
         <w:numPr>
           <w:ilvl w:val="0"/>
-          <w:numId w:val="1"/>
+          <w:numId w:val="2"/>
         </w:numPr>
         <w:ind w:left="432" w:hanging="432"/>
         <w:rPr/>
@@ -2694,19 +3502,20 @@
     </w:p>
     <w:p>
       <w:pPr>
-        <w:ind w:left="432" w:firstLine="0"/>
-        <w:rPr/>
+        <w:numPr>
+          <w:ilvl w:val="0"/>
+          <w:numId w:val="1"/>
+        </w:numPr>
+        <w:ind w:left="720" w:hanging="360"/>
+        <w:rPr>
+          <w:u w:val="none"/>
+        </w:rPr>
       </w:pPr>
       <w:r>
         <w:rPr>
           <w:rtl w:val="0"/>
         </w:rPr>
-        <w:t xml:space="preserve">Cho luồng thành công của usecase “Xử lý yêu cầu nhập hàng”</w:t>
-      </w:r>
-      <w:r>
-        <w:rPr>
-          <w:rtl w:val="0"/>
-        </w:rPr>
+        <w:t xml:space="preserve">Cho luồng thành công ( Tạo đơn hàng tự động ) của usecase “Xử lý yêu cầu nhập hàng”</w:t>
       </w:r>
     </w:p>
     <w:p>
@@ -2714,17 +3523,23 @@
         <w:rPr/>
       </w:pPr>
       <w:r>
+        <w:rPr>
+          <w:rtl w:val="0"/>
+        </w:rPr>
+        <w:tab/>
+      </w:r>
+      <w:r>
         <w:rPr/>
         <w:drawing>
           <wp:inline distB="114300" distT="114300" distL="114300" distR="114300">
-            <wp:extent cx="5759775" cy="5041900"/>
+            <wp:extent cx="5759775" cy="4241800"/>
             <wp:effectExtent b="0" l="0" r="0" t="0"/>
-            <wp:docPr id="1" name="image2.png"/>
+            <wp:docPr id="1" name="image1.png"/>
             <a:graphic>
               <a:graphicData uri="http://schemas.openxmlformats.org/drawingml/2006/picture">
                 <pic:pic>
                   <pic:nvPicPr>
-                    <pic:cNvPr id="0" name="image2.png"/>
+                    <pic:cNvPr id="0" name="image1.png"/>
                     <pic:cNvPicPr preferRelativeResize="0"/>
                   </pic:nvPicPr>
                   <pic:blipFill>
@@ -2737,7 +3552,7 @@
                   <pic:spPr>
                     <a:xfrm>
                       <a:off x="0" y="0"/>
-                      <a:ext cx="5759775" cy="5041900"/>
+                      <a:ext cx="5759775" cy="4241800"/>
                     </a:xfrm>
                     <a:prstGeom prst="rect"/>
                     <a:ln/>
@@ -2752,7 +3567,6 @@
         <w:rPr>
           <w:rtl w:val="0"/>
         </w:rPr>
-        <w:tab/>
       </w:r>
     </w:p>
     <w:sectPr>
@@ -2767,6 +3581,116 @@
 <file path=word/numbering.xml><?xml version="1.0" encoding="utf-8"?>
 <w:numbering xmlns:mc="http://schemas.openxmlformats.org/markup-compatibility/2006" xmlns:o="urn:schemas-microsoft-com:office:office" xmlns:r="http://schemas.openxmlformats.org/officeDocument/2006/relationships" xmlns:m="http://schemas.openxmlformats.org/officeDocument/2006/math" xmlns:v="urn:schemas-microsoft-com:vml" xmlns:wp="http://schemas.openxmlformats.org/drawingml/2006/wordprocessingDrawing" xmlns:w10="urn:schemas-microsoft-com:office:word" xmlns:w="http://schemas.openxmlformats.org/wordprocessingml/2006/main" xmlns:wne="http://schemas.microsoft.com/office/word/2006/wordml" xmlns:sl="http://schemas.openxmlformats.org/schemaLibrary/2006/main" xmlns:a="http://schemas.openxmlformats.org/drawingml/2006/main" xmlns:pic="http://schemas.openxmlformats.org/drawingml/2006/picture" xmlns:c="http://schemas.openxmlformats.org/drawingml/2006/chart" xmlns:lc="http://schemas.openxmlformats.org/drawingml/2006/lockedCanvas" xmlns:dgm="http://schemas.openxmlformats.org/drawingml/2006/diagram" xmlns:wps="http://schemas.microsoft.com/office/word/2010/wordprocessingShape" xmlns:wpg="http://schemas.microsoft.com/office/word/2010/wordprocessingGroup" xmlns:w14="http://schemas.microsoft.com/office/word/2010/wordml" xmlns:w15="http://schemas.microsoft.com/office/word/2012/wordml" xmlns:w16="http://schemas.microsoft.com/office/word/2018/wordml" xmlns:w16cex="http://schemas.microsoft.com/office/word/2018/wordml/cex" xmlns:w16cid="http://schemas.microsoft.com/office/word/2016/wordml/cid" xmlns="http://schemas.microsoft.com/office/tasks/2019/documenttasks" xmlns:cr="http://schemas.microsoft.com/office/comments/2020/reactions">
   <w:abstractNum w:abstractNumId="1">
+    <w:lvl w:ilvl="0">
+      <w:start w:val="1"/>
+      <w:numFmt w:val="bullet"/>
+      <w:lvlText w:val="●"/>
+      <w:lvlJc w:val="left"/>
+      <w:pPr>
+        <w:ind w:left="720" w:hanging="360"/>
+      </w:pPr>
+      <w:rPr>
+        <w:u w:val="none"/>
+      </w:rPr>
+    </w:lvl>
+    <w:lvl w:ilvl="1">
+      <w:start w:val="1"/>
+      <w:numFmt w:val="bullet"/>
+      <w:lvlText w:val="○"/>
+      <w:lvlJc w:val="left"/>
+      <w:pPr>
+        <w:ind w:left="1440" w:hanging="360"/>
+      </w:pPr>
+      <w:rPr>
+        <w:u w:val="none"/>
+      </w:rPr>
+    </w:lvl>
+    <w:lvl w:ilvl="2">
+      <w:start w:val="1"/>
+      <w:numFmt w:val="bullet"/>
+      <w:lvlText w:val="■"/>
+      <w:lvlJc w:val="left"/>
+      <w:pPr>
+        <w:ind w:left="2160" w:hanging="360"/>
+      </w:pPr>
+      <w:rPr>
+        <w:u w:val="none"/>
+      </w:rPr>
+    </w:lvl>
+    <w:lvl w:ilvl="3">
+      <w:start w:val="1"/>
+      <w:numFmt w:val="bullet"/>
+      <w:lvlText w:val="●"/>
+      <w:lvlJc w:val="left"/>
+      <w:pPr>
+        <w:ind w:left="2880" w:hanging="360"/>
+      </w:pPr>
+      <w:rPr>
+        <w:u w:val="none"/>
+      </w:rPr>
+    </w:lvl>
+    <w:lvl w:ilvl="4">
+      <w:start w:val="1"/>
+      <w:numFmt w:val="bullet"/>
+      <w:lvlText w:val="○"/>
+      <w:lvlJc w:val="left"/>
+      <w:pPr>
+        <w:ind w:left="3600" w:hanging="360"/>
+      </w:pPr>
+      <w:rPr>
+        <w:u w:val="none"/>
+      </w:rPr>
+    </w:lvl>
+    <w:lvl w:ilvl="5">
+      <w:start w:val="1"/>
+      <w:numFmt w:val="bullet"/>
+      <w:lvlText w:val="■"/>
+      <w:lvlJc w:val="left"/>
+      <w:pPr>
+        <w:ind w:left="4320" w:hanging="360"/>
+      </w:pPr>
+      <w:rPr>
+        <w:u w:val="none"/>
+      </w:rPr>
+    </w:lvl>
+    <w:lvl w:ilvl="6">
+      <w:start w:val="1"/>
+      <w:numFmt w:val="bullet"/>
+      <w:lvlText w:val="●"/>
+      <w:lvlJc w:val="left"/>
+      <w:pPr>
+        <w:ind w:left="5040" w:hanging="360"/>
+      </w:pPr>
+      <w:rPr>
+        <w:u w:val="none"/>
+      </w:rPr>
+    </w:lvl>
+    <w:lvl w:ilvl="7">
+      <w:start w:val="1"/>
+      <w:numFmt w:val="bullet"/>
+      <w:lvlText w:val="○"/>
+      <w:lvlJc w:val="left"/>
+      <w:pPr>
+        <w:ind w:left="5760" w:hanging="360"/>
+      </w:pPr>
+      <w:rPr>
+        <w:u w:val="none"/>
+      </w:rPr>
+    </w:lvl>
+    <w:lvl w:ilvl="8">
+      <w:start w:val="1"/>
+      <w:numFmt w:val="bullet"/>
+      <w:lvlText w:val="■"/>
+      <w:lvlJc w:val="left"/>
+      <w:pPr>
+        <w:ind w:left="6480" w:hanging="360"/>
+      </w:pPr>
+      <w:rPr>
+        <w:u w:val="none"/>
+      </w:rPr>
+    </w:lvl>
+  </w:abstractNum>
+  <w:abstractNum w:abstractNumId="2">
     <w:lvl w:ilvl="0">
       <w:start w:val="1"/>
       <w:numFmt w:val="decimal"/>
@@ -2858,7 +3782,7 @@
       <w:rPr/>
     </w:lvl>
   </w:abstractNum>
-  <w:abstractNum w:abstractNumId="2">
+  <w:abstractNum w:abstractNumId="3">
     <w:lvl w:ilvl="0">
       <w:start w:val="1"/>
       <w:numFmt w:val="decimal"/>
@@ -2955,6 +3879,9 @@
   </w:num>
   <w:num w:numId="2">
     <w:abstractNumId w:val="2"/>
+  </w:num>
+  <w:num w:numId="3">
+    <w:abstractNumId w:val="3"/>
   </w:num>
 </w:numbering>
 </file>
@@ -3166,6 +4093,13 @@
         <w:bottom w:w="0.0" w:type="dxa"/>
         <w:right w:w="115.0" w:type="dxa"/>
       </w:tblCellMar>
+    </w:tblPr>
+  </w:style>
+  <w:style w:type="table" w:styleId="Table4">
+    <w:basedOn w:val="TableNormal"/>
+    <w:tblPr>
+      <w:tblStyleRowBandSize w:val="1"/>
+      <w:tblStyleColBandSize w:val="1"/>
     </w:tblPr>
   </w:style>
 </w:styles>
@@ -3493,7 +4427,7 @@
 
 <file path=customXML/item1.xml><?xml version="1.0" encoding="utf-8"?>
 <go:gDocsCustomXmlDataStorage xmlns:go="http://customooxmlschemas.google.com/" xmlns:r="http://schemas.openxmlformats.org/officeDocument/2006/relationships" uri="GoogleDocsCustomDataVersion2">
-  <go:docsCustomData xmlns:go="http://customooxmlschemas.google.com/" roundtripDataSignature="AMtx7mjtd1iCHIS9vPfjgcvrf1MXWkv+uw==">CgMxLjA4AHIhMVhKRHhNeFBhTFFYQzQ2MExOVW8tUGxUal9LZEhuRk9s</go:docsCustomData>
+  <go:docsCustomData xmlns:go="http://customooxmlschemas.google.com/" roundtripDataSignature="AMtx7mjT4rMaPihJYyUNFEokp2ia5tmfqg==">CgMxLjAaHwoBMBIaChgICVIUChJ0YWJsZS5pcWJ2NHZzMHRjcGo4AHIhMXFrOUJBWXFIZUw2UWZCWFRGVThsYWhSQ1E4YVFIY0I5</go:docsCustomData>
 </go:gDocsCustomXmlDataStorage>
 </file>
 
